--- a/HIPAA_Practical_Manager_and_Junior_Analyst_Manual_v1.0.docx
+++ b/HIPAA_Practical_Manager_and_Junior_Analyst_Manual_v1.0.docx
@@ -337,7 +337,13 @@
         <w:pStyle w:val="ListBullet"/>
       </w:pPr>
       <w:r>
-        <w:t>Privacy and legal teams should verify current HHS guidance, eCFR text, state laws, and other specialized health-information rules.</w:t>
+        <w:t xml:space="preserve">Privacy and legal teams should verify </w:t>
+      </w:r>
+      <w:r>
+        <w:t>the current HHS guidance, eCFR text, state laws, and other specialized health information</w:t>
+      </w:r>
+      <w:r>
+        <w:t xml:space="preserve"> rules.</w:t>
       </w:r>
     </w:p>
     <w:tbl>
@@ -10299,6 +10305,10 @@
     <w:p>
       <w:pPr>
         <w:pStyle w:val="ListBullet"/>
+        <w:numPr>
+          <w:ilvl w:val="0"/>
+          <w:numId w:val="16"/>
+        </w:numPr>
       </w:pPr>
       <w:r>
         <w:t>Health plans</w:t>
@@ -10307,6 +10317,10 @@
     <w:p>
       <w:pPr>
         <w:pStyle w:val="ListBullet"/>
+        <w:numPr>
+          <w:ilvl w:val="0"/>
+          <w:numId w:val="16"/>
+        </w:numPr>
       </w:pPr>
       <w:r>
         <w:t>Health care clearinghouses</w:t>
@@ -10315,6 +10329,10 @@
     <w:p>
       <w:pPr>
         <w:pStyle w:val="ListBullet"/>
+        <w:numPr>
+          <w:ilvl w:val="0"/>
+          <w:numId w:val="16"/>
+        </w:numPr>
       </w:pPr>
       <w:r>
         <w:t>Health care providers that transmit health information electronically in connection with a covered transaction</w:t>
@@ -10691,6 +10709,10 @@
     <w:p>
       <w:pPr>
         <w:pStyle w:val="ListBullet"/>
+        <w:numPr>
+          <w:ilvl w:val="0"/>
+          <w:numId w:val="15"/>
+        </w:numPr>
       </w:pPr>
       <w:r>
         <w:t>Describe the information in a specific and meaningful way.</w:t>
@@ -10699,6 +10721,10 @@
     <w:p>
       <w:pPr>
         <w:pStyle w:val="ListBullet"/>
+        <w:numPr>
+          <w:ilvl w:val="0"/>
+          <w:numId w:val="15"/>
+        </w:numPr>
       </w:pPr>
       <w:r>
         <w:t>Name or describe who may disclose and receive it.</w:t>
@@ -10707,6 +10733,10 @@
     <w:p>
       <w:pPr>
         <w:pStyle w:val="ListBullet"/>
+        <w:numPr>
+          <w:ilvl w:val="0"/>
+          <w:numId w:val="15"/>
+        </w:numPr>
       </w:pPr>
       <w:r>
         <w:t>State the purpose, expiration, and required statements.</w:t>
@@ -10715,6 +10745,10 @@
     <w:p>
       <w:pPr>
         <w:pStyle w:val="ListBullet"/>
+        <w:numPr>
+          <w:ilvl w:val="0"/>
+          <w:numId w:val="15"/>
+        </w:numPr>
       </w:pPr>
       <w:r>
         <w:t>Use plain language and obtain signature and date.</w:t>
@@ -10723,6 +10757,10 @@
     <w:p>
       <w:pPr>
         <w:pStyle w:val="ListBullet"/>
+        <w:numPr>
+          <w:ilvl w:val="0"/>
+          <w:numId w:val="15"/>
+        </w:numPr>
       </w:pPr>
       <w:r>
         <w:t>Track revocation and reliance already taken.</w:t>
@@ -10731,6 +10769,10 @@
     <w:p>
       <w:pPr>
         <w:pStyle w:val="ListBullet"/>
+        <w:numPr>
+          <w:ilvl w:val="0"/>
+          <w:numId w:val="15"/>
+        </w:numPr>
       </w:pPr>
       <w:r>
         <w:t>Apply special rules for psychotherapy notes, marketing, and sale of PHI.</w:t>
@@ -11724,6 +11766,10 @@
     <w:p>
       <w:pPr>
         <w:pStyle w:val="ListBullet"/>
+        <w:numPr>
+          <w:ilvl w:val="0"/>
+          <w:numId w:val="14"/>
+        </w:numPr>
       </w:pPr>
       <w:r>
         <w:t>Request and receipt date</w:t>
@@ -11732,6 +11778,10 @@
     <w:p>
       <w:pPr>
         <w:pStyle w:val="ListBullet"/>
+        <w:numPr>
+          <w:ilvl w:val="0"/>
+          <w:numId w:val="14"/>
+        </w:numPr>
       </w:pPr>
       <w:r>
         <w:t>Identity and personal-representative decision</w:t>
@@ -11740,6 +11790,10 @@
     <w:p>
       <w:pPr>
         <w:pStyle w:val="ListBullet"/>
+        <w:numPr>
+          <w:ilvl w:val="0"/>
+          <w:numId w:val="14"/>
+        </w:numPr>
       </w:pPr>
       <w:r>
         <w:t>Designated record set and systems searched</w:t>
@@ -11748,6 +11802,10 @@
     <w:p>
       <w:pPr>
         <w:pStyle w:val="ListBullet"/>
+        <w:numPr>
+          <w:ilvl w:val="0"/>
+          <w:numId w:val="14"/>
+        </w:numPr>
       </w:pPr>
       <w:r>
         <w:t>Exclusions, reviewable denial, and legal analysis</w:t>
@@ -11756,6 +11814,10 @@
     <w:p>
       <w:pPr>
         <w:pStyle w:val="ListBullet"/>
+        <w:numPr>
+          <w:ilvl w:val="0"/>
+          <w:numId w:val="14"/>
+        </w:numPr>
       </w:pPr>
       <w:r>
         <w:t>Format, delivery method, and fee calculation</w:t>
@@ -11764,6 +11826,10 @@
     <w:p>
       <w:pPr>
         <w:pStyle w:val="ListBullet"/>
+        <w:numPr>
+          <w:ilvl w:val="0"/>
+          <w:numId w:val="14"/>
+        </w:numPr>
       </w:pPr>
       <w:r>
         <w:t>Extension notice when used</w:t>
@@ -11772,6 +11838,10 @@
     <w:p>
       <w:pPr>
         <w:pStyle w:val="ListBullet"/>
+        <w:numPr>
+          <w:ilvl w:val="0"/>
+          <w:numId w:val="14"/>
+        </w:numPr>
       </w:pPr>
       <w:r>
         <w:t>Response, delivery proof, and completion date</w:t>
@@ -12868,6 +12938,10 @@
     <w:p>
       <w:pPr>
         <w:pStyle w:val="ListBullet"/>
+        <w:numPr>
+          <w:ilvl w:val="0"/>
+          <w:numId w:val="13"/>
+        </w:numPr>
       </w:pPr>
       <w:r>
         <w:t>Backup job and failure reports</w:t>
@@ -12876,6 +12950,10 @@
     <w:p>
       <w:pPr>
         <w:pStyle w:val="ListBullet"/>
+        <w:numPr>
+          <w:ilvl w:val="0"/>
+          <w:numId w:val="13"/>
+        </w:numPr>
       </w:pPr>
       <w:r>
         <w:t>Offline or otherwise protected backup design</w:t>
@@ -12884,6 +12962,10 @@
     <w:p>
       <w:pPr>
         <w:pStyle w:val="ListBullet"/>
+        <w:numPr>
+          <w:ilvl w:val="0"/>
+          <w:numId w:val="13"/>
+        </w:numPr>
       </w:pPr>
       <w:r>
         <w:t>Documented restore tests</w:t>
@@ -12892,6 +12974,10 @@
     <w:p>
       <w:pPr>
         <w:pStyle w:val="ListBullet"/>
+        <w:numPr>
+          <w:ilvl w:val="0"/>
+          <w:numId w:val="13"/>
+        </w:numPr>
       </w:pPr>
       <w:r>
         <w:t>Emergency-mode procedures</w:t>
@@ -12900,6 +12986,10 @@
     <w:p>
       <w:pPr>
         <w:pStyle w:val="ListBullet"/>
+        <w:numPr>
+          <w:ilvl w:val="0"/>
+          <w:numId w:val="13"/>
+        </w:numPr>
       </w:pPr>
       <w:r>
         <w:t>Disaster-recovery exercises</w:t>
@@ -12908,6 +12998,10 @@
     <w:p>
       <w:pPr>
         <w:pStyle w:val="ListBullet"/>
+        <w:numPr>
+          <w:ilvl w:val="0"/>
+          <w:numId w:val="13"/>
+        </w:numPr>
       </w:pPr>
       <w:r>
         <w:t>Critical application and data analysis</w:t>
@@ -12916,6 +13010,10 @@
     <w:p>
       <w:pPr>
         <w:pStyle w:val="ListBullet"/>
+        <w:numPr>
+          <w:ilvl w:val="0"/>
+          <w:numId w:val="13"/>
+        </w:numPr>
       </w:pPr>
       <w:r>
         <w:t>Lessons, owners, and due dates</w:t>
@@ -13868,6 +13966,10 @@
     <w:p>
       <w:pPr>
         <w:pStyle w:val="ListBullet"/>
+        <w:numPr>
+          <w:ilvl w:val="0"/>
+          <w:numId w:val="12"/>
+        </w:numPr>
       </w:pPr>
       <w:r>
         <w:t>Give every user a unique identity.</w:t>
@@ -13876,6 +13978,10 @@
     <w:p>
       <w:pPr>
         <w:pStyle w:val="ListBullet"/>
+        <w:numPr>
+          <w:ilvl w:val="0"/>
+          <w:numId w:val="12"/>
+        </w:numPr>
       </w:pPr>
       <w:r>
         <w:t>Use least privilege and timely removal.</w:t>
@@ -13884,6 +13990,10 @@
     <w:p>
       <w:pPr>
         <w:pStyle w:val="ListBullet"/>
+        <w:numPr>
+          <w:ilvl w:val="0"/>
+          <w:numId w:val="12"/>
+        </w:numPr>
       </w:pPr>
       <w:r>
         <w:t>Protect privileged and emergency access.</w:t>
@@ -13892,6 +14002,10 @@
     <w:p>
       <w:pPr>
         <w:pStyle w:val="ListBullet"/>
+        <w:numPr>
+          <w:ilvl w:val="0"/>
+          <w:numId w:val="12"/>
+        </w:numPr>
       </w:pPr>
       <w:r>
         <w:t>Record meaningful activity and review it.</w:t>
@@ -13900,6 +14014,10 @@
     <w:p>
       <w:pPr>
         <w:pStyle w:val="ListBullet"/>
+        <w:numPr>
+          <w:ilvl w:val="0"/>
+          <w:numId w:val="12"/>
+        </w:numPr>
       </w:pPr>
       <w:r>
         <w:t>Use strong authentication suitable for risk.</w:t>
@@ -13908,6 +14026,10 @@
     <w:p>
       <w:pPr>
         <w:pStyle w:val="ListBullet"/>
+        <w:numPr>
+          <w:ilvl w:val="0"/>
+          <w:numId w:val="12"/>
+        </w:numPr>
       </w:pPr>
       <w:r>
         <w:t>Protect ePHI at rest and in transit based on the documented analysis.</w:t>
@@ -13916,6 +14038,10 @@
     <w:p>
       <w:pPr>
         <w:pStyle w:val="ListBullet"/>
+        <w:numPr>
+          <w:ilvl w:val="0"/>
+          <w:numId w:val="12"/>
+        </w:numPr>
       </w:pPr>
       <w:r>
         <w:t>Test integrity, recovery, and control effectiveness.</w:t>
@@ -13924,6 +14050,10 @@
     <w:p>
       <w:pPr>
         <w:pStyle w:val="ListBullet"/>
+        <w:numPr>
+          <w:ilvl w:val="0"/>
+          <w:numId w:val="12"/>
+        </w:numPr>
       </w:pPr>
       <w:r>
         <w:t>Manage exceptions with owner, reason, compensating controls, expiry, and approval.</w:t>
@@ -15196,6 +15326,10 @@
     <w:p>
       <w:pPr>
         <w:pStyle w:val="ListBullet"/>
+        <w:numPr>
+          <w:ilvl w:val="0"/>
+          <w:numId w:val="11"/>
+        </w:numPr>
       </w:pPr>
       <w:r>
         <w:t>Receive and investigate complaints.</w:t>
@@ -15204,6 +15338,10 @@
     <w:p>
       <w:pPr>
         <w:pStyle w:val="ListBullet"/>
+        <w:numPr>
+          <w:ilvl w:val="0"/>
+          <w:numId w:val="11"/>
+        </w:numPr>
       </w:pPr>
       <w:r>
         <w:t>Conduct compliance reviews and audits.</w:t>
@@ -15212,6 +15350,10 @@
     <w:p>
       <w:pPr>
         <w:pStyle w:val="ListBullet"/>
+        <w:numPr>
+          <w:ilvl w:val="0"/>
+          <w:numId w:val="11"/>
+        </w:numPr>
       </w:pPr>
       <w:r>
         <w:t>Request records and cooperation.</w:t>
@@ -15220,6 +15362,10 @@
     <w:p>
       <w:pPr>
         <w:pStyle w:val="ListBullet"/>
+        <w:numPr>
+          <w:ilvl w:val="0"/>
+          <w:numId w:val="11"/>
+        </w:numPr>
       </w:pPr>
       <w:r>
         <w:t>Seek voluntary compliance and corrective action.</w:t>
@@ -15228,6 +15374,10 @@
     <w:p>
       <w:pPr>
         <w:pStyle w:val="ListBullet"/>
+        <w:numPr>
+          <w:ilvl w:val="0"/>
+          <w:numId w:val="11"/>
+        </w:numPr>
       </w:pPr>
       <w:r>
         <w:t>Enter resolution agreements and corrective-action plans.</w:t>
@@ -15236,6 +15386,10 @@
     <w:p>
       <w:pPr>
         <w:pStyle w:val="ListBullet"/>
+        <w:numPr>
+          <w:ilvl w:val="0"/>
+          <w:numId w:val="11"/>
+        </w:numPr>
       </w:pPr>
       <w:r>
         <w:t>Impose civil money penalties where authorized.</w:t>
@@ -15244,6 +15398,10 @@
     <w:p>
       <w:pPr>
         <w:pStyle w:val="ListBullet"/>
+        <w:numPr>
+          <w:ilvl w:val="0"/>
+          <w:numId w:val="11"/>
+        </w:numPr>
       </w:pPr>
       <w:r>
         <w:t>Refer possible criminal violations to the Department of Justice.</w:t>
@@ -19233,7 +19391,7 @@
       <w:pPr>
         <w:numPr>
           <w:ilvl w:val="0"/>
-          <w:numId w:val="1"/>
+          <w:numId w:val="10"/>
         </w:numPr>
         <w:spacing w:after="60"/>
       </w:pPr>
@@ -19245,7 +19403,7 @@
       <w:pPr>
         <w:numPr>
           <w:ilvl w:val="0"/>
-          <w:numId w:val="1"/>
+          <w:numId w:val="10"/>
         </w:numPr>
         <w:spacing w:after="60"/>
       </w:pPr>
@@ -19257,7 +19415,7 @@
       <w:pPr>
         <w:numPr>
           <w:ilvl w:val="0"/>
-          <w:numId w:val="1"/>
+          <w:numId w:val="10"/>
         </w:numPr>
         <w:spacing w:after="60"/>
       </w:pPr>
@@ -19269,7 +19427,7 @@
       <w:pPr>
         <w:numPr>
           <w:ilvl w:val="0"/>
-          <w:numId w:val="1"/>
+          <w:numId w:val="10"/>
         </w:numPr>
         <w:spacing w:after="60"/>
       </w:pPr>
@@ -19281,7 +19439,7 @@
       <w:pPr>
         <w:numPr>
           <w:ilvl w:val="0"/>
-          <w:numId w:val="1"/>
+          <w:numId w:val="10"/>
         </w:numPr>
         <w:spacing w:after="60"/>
       </w:pPr>
@@ -19293,7 +19451,7 @@
       <w:pPr>
         <w:numPr>
           <w:ilvl w:val="0"/>
-          <w:numId w:val="1"/>
+          <w:numId w:val="10"/>
         </w:numPr>
         <w:spacing w:after="60"/>
       </w:pPr>
@@ -19305,7 +19463,7 @@
       <w:pPr>
         <w:numPr>
           <w:ilvl w:val="0"/>
-          <w:numId w:val="1"/>
+          <w:numId w:val="10"/>
         </w:numPr>
         <w:spacing w:after="60"/>
       </w:pPr>
@@ -19317,7 +19475,7 @@
       <w:pPr>
         <w:numPr>
           <w:ilvl w:val="0"/>
-          <w:numId w:val="1"/>
+          <w:numId w:val="10"/>
         </w:numPr>
         <w:spacing w:after="60"/>
       </w:pPr>
@@ -20466,6 +20624,10 @@
     <w:p>
       <w:pPr>
         <w:pStyle w:val="ListBullet"/>
+        <w:numPr>
+          <w:ilvl w:val="0"/>
+          <w:numId w:val="9"/>
+        </w:numPr>
       </w:pPr>
       <w:r>
         <w:t>What PHI or ePHI is involved?</w:t>
@@ -20474,6 +20636,10 @@
     <w:p>
       <w:pPr>
         <w:pStyle w:val="ListBullet"/>
+        <w:numPr>
+          <w:ilvl w:val="0"/>
+          <w:numId w:val="9"/>
+        </w:numPr>
       </w:pPr>
       <w:r>
         <w:t>Which covered entity or business associate role applies?</w:t>
@@ -20482,6 +20648,10 @@
     <w:p>
       <w:pPr>
         <w:pStyle w:val="ListBullet"/>
+        <w:numPr>
+          <w:ilvl w:val="0"/>
+          <w:numId w:val="9"/>
+        </w:numPr>
       </w:pPr>
       <w:r>
         <w:t>What use, disclosure, or access is permitted and necessary?</w:t>
@@ -20490,6 +20660,10 @@
     <w:p>
       <w:pPr>
         <w:pStyle w:val="ListBullet"/>
+        <w:numPr>
+          <w:ilvl w:val="0"/>
+          <w:numId w:val="9"/>
+        </w:numPr>
       </w:pPr>
       <w:r>
         <w:t>Where does the information flow and remain?</w:t>
@@ -20498,6 +20672,10 @@
     <w:p>
       <w:pPr>
         <w:pStyle w:val="ListBullet"/>
+        <w:numPr>
+          <w:ilvl w:val="0"/>
+          <w:numId w:val="9"/>
+        </w:numPr>
       </w:pPr>
       <w:r>
         <w:t>Who has access and who reviews it?</w:t>
@@ -20506,6 +20684,10 @@
     <w:p>
       <w:pPr>
         <w:pStyle w:val="ListBullet"/>
+        <w:numPr>
+          <w:ilvl w:val="0"/>
+          <w:numId w:val="9"/>
+        </w:numPr>
       </w:pPr>
       <w:r>
         <w:t>What threats and vulnerabilities affect it?</w:t>
@@ -20514,6 +20696,10 @@
     <w:p>
       <w:pPr>
         <w:pStyle w:val="ListBullet"/>
+        <w:numPr>
+          <w:ilvl w:val="0"/>
+          <w:numId w:val="9"/>
+        </w:numPr>
       </w:pPr>
       <w:r>
         <w:t>What safeguard applies and where is the evidence?</w:t>
@@ -20522,6 +20708,10 @@
     <w:p>
       <w:pPr>
         <w:pStyle w:val="ListBullet"/>
+        <w:numPr>
+          <w:ilvl w:val="0"/>
+          <w:numId w:val="9"/>
+        </w:numPr>
       </w:pPr>
       <w:r>
         <w:t>What vendors and subcontractors are involved?</w:t>
@@ -20530,6 +20720,10 @@
     <w:p>
       <w:pPr>
         <w:pStyle w:val="ListBullet"/>
+        <w:numPr>
+          <w:ilvl w:val="0"/>
+          <w:numId w:val="9"/>
+        </w:numPr>
       </w:pPr>
       <w:r>
         <w:t>How will rights, incidents, and deletion work?</w:t>
@@ -20538,6 +20732,10 @@
     <w:p>
       <w:pPr>
         <w:pStyle w:val="ListBullet"/>
+        <w:numPr>
+          <w:ilvl w:val="0"/>
+          <w:numId w:val="9"/>
+        </w:numPr>
       </w:pPr>
       <w:r>
         <w:t>Who accepts residual risk and by what authority?</w:t>
@@ -21158,6 +21356,10 @@
     <w:p>
       <w:pPr>
         <w:pStyle w:val="ListBullet"/>
+        <w:numPr>
+          <w:ilvl w:val="0"/>
+          <w:numId w:val="8"/>
+        </w:numPr>
       </w:pPr>
       <w:r>
         <w:t>Treating HIPAA as a yearly training event.</w:t>
@@ -21166,6 +21368,10 @@
     <w:p>
       <w:pPr>
         <w:pStyle w:val="ListBullet"/>
+        <w:numPr>
+          <w:ilvl w:val="0"/>
+          <w:numId w:val="8"/>
+        </w:numPr>
       </w:pPr>
       <w:r>
         <w:t>Limiting risk analysis to the electronic health record.</w:t>
@@ -21174,6 +21380,10 @@
     <w:p>
       <w:pPr>
         <w:pStyle w:val="ListBullet"/>
+        <w:numPr>
+          <w:ilvl w:val="0"/>
+          <w:numId w:val="8"/>
+        </w:numPr>
       </w:pPr>
       <w:r>
         <w:t>Calling addressable specifications optional.</w:t>
@@ -21182,6 +21392,10 @@
     <w:p>
       <w:pPr>
         <w:pStyle w:val="ListBullet"/>
+        <w:numPr>
+          <w:ilvl w:val="0"/>
+          <w:numId w:val="8"/>
+        </w:numPr>
       </w:pPr>
       <w:r>
         <w:t>Signing a BAA without monitoring the vendor.</w:t>
@@ -21190,6 +21404,10 @@
     <w:p>
       <w:pPr>
         <w:pStyle w:val="ListBullet"/>
+        <w:numPr>
+          <w:ilvl w:val="0"/>
+          <w:numId w:val="8"/>
+        </w:numPr>
       </w:pPr>
       <w:r>
         <w:t>Ignoring medical devices, cloud platforms, backups, interfaces, and remote support.</w:t>
@@ -21198,6 +21416,10 @@
     <w:p>
       <w:pPr>
         <w:pStyle w:val="ListBullet"/>
+        <w:numPr>
+          <w:ilvl w:val="0"/>
+          <w:numId w:val="8"/>
+        </w:numPr>
       </w:pPr>
       <w:r>
         <w:t>Running scans without validating, correcting, and retesting findings.</w:t>
@@ -21206,6 +21428,10 @@
     <w:p>
       <w:pPr>
         <w:pStyle w:val="ListBullet"/>
+        <w:numPr>
+          <w:ilvl w:val="0"/>
+          <w:numId w:val="8"/>
+        </w:numPr>
       </w:pPr>
       <w:r>
         <w:t>Delaying incident escalation until every fact is known.</w:t>
@@ -21214,6 +21440,10 @@
     <w:p>
       <w:pPr>
         <w:pStyle w:val="ListBullet"/>
+        <w:numPr>
+          <w:ilvl w:val="0"/>
+          <w:numId w:val="8"/>
+        </w:numPr>
       </w:pPr>
       <w:r>
         <w:t>Using proposed Security Rule text as if it were final.</w:t>
@@ -21222,6 +21452,10 @@
     <w:p>
       <w:pPr>
         <w:pStyle w:val="ListBullet"/>
+        <w:numPr>
+          <w:ilvl w:val="0"/>
+          <w:numId w:val="8"/>
+        </w:numPr>
       </w:pPr>
       <w:r>
         <w:t>Ignoring more stringent state requirements.</w:t>
@@ -21394,9 +21628,10 @@
     </w:p>
     <w:p>
       <w:pPr>
+        <w:pStyle w:val="ListParagraph"/>
         <w:numPr>
           <w:ilvl w:val="0"/>
-          <w:numId w:val="1"/>
+          <w:numId w:val="6"/>
         </w:numPr>
         <w:spacing w:after="60"/>
       </w:pPr>
@@ -21406,9 +21641,10 @@
     </w:p>
     <w:p>
       <w:pPr>
+        <w:pStyle w:val="ListParagraph"/>
         <w:numPr>
           <w:ilvl w:val="0"/>
-          <w:numId w:val="1"/>
+          <w:numId w:val="6"/>
         </w:numPr>
         <w:spacing w:after="60"/>
       </w:pPr>
@@ -21418,9 +21654,10 @@
     </w:p>
     <w:p>
       <w:pPr>
+        <w:pStyle w:val="ListParagraph"/>
         <w:numPr>
           <w:ilvl w:val="0"/>
-          <w:numId w:val="1"/>
+          <w:numId w:val="6"/>
         </w:numPr>
         <w:spacing w:after="60"/>
       </w:pPr>
@@ -21430,9 +21667,10 @@
     </w:p>
     <w:p>
       <w:pPr>
+        <w:pStyle w:val="ListParagraph"/>
         <w:numPr>
           <w:ilvl w:val="0"/>
-          <w:numId w:val="1"/>
+          <w:numId w:val="6"/>
         </w:numPr>
         <w:spacing w:after="60"/>
       </w:pPr>
@@ -21442,9 +21680,10 @@
     </w:p>
     <w:p>
       <w:pPr>
+        <w:pStyle w:val="ListParagraph"/>
         <w:numPr>
           <w:ilvl w:val="0"/>
-          <w:numId w:val="1"/>
+          <w:numId w:val="6"/>
         </w:numPr>
         <w:spacing w:after="60"/>
       </w:pPr>
@@ -21454,9 +21693,10 @@
     </w:p>
     <w:p>
       <w:pPr>
+        <w:pStyle w:val="ListParagraph"/>
         <w:numPr>
           <w:ilvl w:val="0"/>
-          <w:numId w:val="1"/>
+          <w:numId w:val="6"/>
         </w:numPr>
         <w:spacing w:after="60"/>
       </w:pPr>
@@ -21466,9 +21706,10 @@
     </w:p>
     <w:p>
       <w:pPr>
+        <w:pStyle w:val="ListParagraph"/>
         <w:numPr>
           <w:ilvl w:val="0"/>
-          <w:numId w:val="1"/>
+          <w:numId w:val="6"/>
         </w:numPr>
         <w:spacing w:after="60"/>
       </w:pPr>
@@ -21478,9 +21719,10 @@
     </w:p>
     <w:p>
       <w:pPr>
+        <w:pStyle w:val="ListParagraph"/>
         <w:numPr>
           <w:ilvl w:val="0"/>
-          <w:numId w:val="1"/>
+          <w:numId w:val="6"/>
         </w:numPr>
         <w:spacing w:after="60"/>
       </w:pPr>
@@ -23937,7 +24179,7 @@
       <w:pPr>
         <w:numPr>
           <w:ilvl w:val="0"/>
-          <w:numId w:val="1"/>
+          <w:numId w:val="4"/>
         </w:numPr>
         <w:spacing w:after="60"/>
       </w:pPr>
@@ -23949,7 +24191,7 @@
       <w:pPr>
         <w:numPr>
           <w:ilvl w:val="0"/>
-          <w:numId w:val="1"/>
+          <w:numId w:val="4"/>
         </w:numPr>
         <w:spacing w:after="60"/>
       </w:pPr>
@@ -23961,7 +24203,7 @@
       <w:pPr>
         <w:numPr>
           <w:ilvl w:val="0"/>
-          <w:numId w:val="1"/>
+          <w:numId w:val="4"/>
         </w:numPr>
         <w:spacing w:after="60"/>
       </w:pPr>
@@ -23973,7 +24215,7 @@
       <w:pPr>
         <w:numPr>
           <w:ilvl w:val="0"/>
-          <w:numId w:val="1"/>
+          <w:numId w:val="4"/>
         </w:numPr>
         <w:spacing w:after="60"/>
       </w:pPr>
@@ -23985,7 +24227,7 @@
       <w:pPr>
         <w:numPr>
           <w:ilvl w:val="0"/>
-          <w:numId w:val="1"/>
+          <w:numId w:val="4"/>
         </w:numPr>
         <w:spacing w:after="60"/>
       </w:pPr>
@@ -23997,7 +24239,7 @@
       <w:pPr>
         <w:numPr>
           <w:ilvl w:val="0"/>
-          <w:numId w:val="1"/>
+          <w:numId w:val="4"/>
         </w:numPr>
         <w:spacing w:after="60"/>
       </w:pPr>
@@ -24009,7 +24251,7 @@
       <w:pPr>
         <w:numPr>
           <w:ilvl w:val="0"/>
-          <w:numId w:val="1"/>
+          <w:numId w:val="4"/>
         </w:numPr>
         <w:spacing w:after="60"/>
       </w:pPr>
@@ -24021,7 +24263,7 @@
       <w:pPr>
         <w:numPr>
           <w:ilvl w:val="0"/>
-          <w:numId w:val="1"/>
+          <w:numId w:val="4"/>
         </w:numPr>
         <w:spacing w:after="60"/>
       </w:pPr>
@@ -24043,6 +24285,10 @@
     <w:p>
       <w:pPr>
         <w:pStyle w:val="ListBullet"/>
+        <w:numPr>
+          <w:ilvl w:val="0"/>
+          <w:numId w:val="3"/>
+        </w:numPr>
       </w:pPr>
       <w:r>
         <w:t>Written authorization and approved scope</w:t>
@@ -24051,6 +24297,10 @@
     <w:p>
       <w:pPr>
         <w:pStyle w:val="ListBullet"/>
+        <w:numPr>
+          <w:ilvl w:val="0"/>
+          <w:numId w:val="3"/>
+        </w:numPr>
       </w:pPr>
       <w:r>
         <w:t>Architecture and data-flow note</w:t>
@@ -24059,6 +24309,10 @@
     <w:p>
       <w:pPr>
         <w:pStyle w:val="ListBullet"/>
+        <w:numPr>
+          <w:ilvl w:val="0"/>
+          <w:numId w:val="3"/>
+        </w:numPr>
       </w:pPr>
       <w:r>
         <w:t>Tool, rule, feed, database, and content versions</w:t>
@@ -24067,6 +24321,10 @@
     <w:p>
       <w:pPr>
         <w:pStyle w:val="ListBullet"/>
+        <w:numPr>
+          <w:ilvl w:val="0"/>
+          <w:numId w:val="3"/>
+        </w:numPr>
       </w:pPr>
       <w:r>
         <w:t>Configuration and service-account permissions</w:t>
@@ -24075,6 +24333,10 @@
     <w:p>
       <w:pPr>
         <w:pStyle w:val="ListBullet"/>
+        <w:numPr>
+          <w:ilvl w:val="0"/>
+          <w:numId w:val="3"/>
+        </w:numPr>
       </w:pPr>
       <w:r>
         <w:t>Complete asset, agent, target, or repository population</w:t>
@@ -24083,6 +24345,10 @@
     <w:p>
       <w:pPr>
         <w:pStyle w:val="ListBullet"/>
+        <w:numPr>
+          <w:ilvl w:val="0"/>
+          <w:numId w:val="3"/>
+        </w:numPr>
       </w:pPr>
       <w:r>
         <w:t>Raw and summarized results</w:t>
@@ -24091,6 +24357,10 @@
     <w:p>
       <w:pPr>
         <w:pStyle w:val="ListBullet"/>
+        <w:numPr>
+          <w:ilvl w:val="0"/>
+          <w:numId w:val="3"/>
+        </w:numPr>
       </w:pPr>
       <w:r>
         <w:t>Reviewer identity, date, decision, and escalation</w:t>
@@ -24099,6 +24369,10 @@
     <w:p>
       <w:pPr>
         <w:pStyle w:val="ListBullet"/>
+        <w:numPr>
+          <w:ilvl w:val="0"/>
+          <w:numId w:val="3"/>
+        </w:numPr>
       </w:pPr>
       <w:r>
         <w:t>Finding tickets, corrective action, risk acceptance, and due dates</w:t>
@@ -24107,6 +24381,10 @@
     <w:p>
       <w:pPr>
         <w:pStyle w:val="ListBullet"/>
+        <w:numPr>
+          <w:ilvl w:val="0"/>
+          <w:numId w:val="3"/>
+        </w:numPr>
       </w:pPr>
       <w:r>
         <w:t>Retest and closure proof</w:t>
@@ -24115,6 +24393,10 @@
     <w:p>
       <w:pPr>
         <w:pStyle w:val="ListBullet"/>
+        <w:numPr>
+          <w:ilvl w:val="0"/>
+          <w:numId w:val="3"/>
+        </w:numPr>
       </w:pPr>
       <w:r>
         <w:t>Known limitations and untested areas</w:t>
@@ -24907,6 +25189,10 @@
     <w:p>
       <w:pPr>
         <w:pStyle w:val="ListBullet"/>
+        <w:numPr>
+          <w:ilvl w:val="0"/>
+          <w:numId w:val="2"/>
+        </w:numPr>
       </w:pPr>
       <w:r>
         <w:t>Use only fictional or properly de-identified data in training.</w:t>
@@ -24915,6 +25201,10 @@
     <w:p>
       <w:pPr>
         <w:pStyle w:val="ListBullet"/>
+        <w:numPr>
+          <w:ilvl w:val="0"/>
+          <w:numId w:val="2"/>
+        </w:numPr>
       </w:pPr>
       <w:r>
         <w:t>Obtain written authorization before scanning, monitoring, collection, or testing.</w:t>
@@ -24923,6 +25213,10 @@
     <w:p>
       <w:pPr>
         <w:pStyle w:val="ListBullet"/>
+        <w:numPr>
+          <w:ilvl w:val="0"/>
+          <w:numId w:val="2"/>
+        </w:numPr>
       </w:pPr>
       <w:r>
         <w:t>Approve owner, scope, hosting, access, data handling, retention, and support location.</w:t>
@@ -24931,6 +25225,10 @@
     <w:p>
       <w:pPr>
         <w:pStyle w:val="ListBullet"/>
+        <w:numPr>
+          <w:ilvl w:val="0"/>
+          <w:numId w:val="2"/>
+        </w:numPr>
       </w:pPr>
       <w:r>
         <w:t>Verify software sources, releases, dependencies, signatures, and update procedures.</w:t>
@@ -24939,6 +25237,10 @@
     <w:p>
       <w:pPr>
         <w:pStyle w:val="ListBullet"/>
+        <w:numPr>
+          <w:ilvl w:val="0"/>
+          <w:numId w:val="2"/>
+        </w:numPr>
       </w:pPr>
       <w:r>
         <w:t>Use least privilege and protect service credentials and reports.</w:t>
@@ -24947,6 +25249,10 @@
     <w:p>
       <w:pPr>
         <w:pStyle w:val="ListBullet"/>
+        <w:numPr>
+          <w:ilvl w:val="0"/>
+          <w:numId w:val="2"/>
+        </w:numPr>
       </w:pPr>
       <w:r>
         <w:t>Define who validates results, fixes findings, approves exceptions, and retests.</w:t>
@@ -24955,6 +25261,10 @@
     <w:p>
       <w:pPr>
         <w:pStyle w:val="ListBullet"/>
+        <w:numPr>
+          <w:ilvl w:val="0"/>
+          <w:numId w:val="2"/>
+        </w:numPr>
       </w:pPr>
       <w:r>
         <w:t>Do not upload PHI or ePHI to any external service without approved legal, privacy, security, contract, and data-flow review.</w:t>
@@ -25623,7 +25933,13 @@
     </w:p>
     <w:p>
       <w:r>
-        <w:t>When it applies, limit PHI use, disclosure, and requests to what is reasonably needed for the purpose.</w:t>
+        <w:t xml:space="preserve">When </w:t>
+      </w:r>
+      <w:r>
+        <w:t>applicable, limit PHI use, disclosure, and requests to what is reasonably necessary</w:t>
+      </w:r>
+      <w:r>
+        <w:t xml:space="preserve"> for the purpose.</w:t>
       </w:r>
     </w:p>
     <w:p>
@@ -28532,6 +28848,232 @@
     </w:lvl>
   </w:abstractNum>
   <w:abstractNum w:abstractNumId="9" w15:restartNumberingAfterBreak="0">
+    <w:nsid w:val="0AC715E8"/>
+    <w:multiLevelType w:val="hybridMultilevel"/>
+    <w:tmpl w:val="1E089E06"/>
+    <w:lvl w:ilvl="0" w:tplc="0409000D">
+      <w:start w:val="1"/>
+      <w:numFmt w:val="bullet"/>
+      <w:lvlText w:val=""/>
+      <w:lvlJc w:val="left"/>
+      <w:pPr>
+        <w:ind w:left="720" w:hanging="360"/>
+      </w:pPr>
+      <w:rPr>
+        <w:rFonts w:ascii="Wingdings" w:hAnsi="Wingdings" w:hint="default"/>
+      </w:rPr>
+    </w:lvl>
+    <w:lvl w:ilvl="1" w:tplc="04090003" w:tentative="1">
+      <w:start w:val="1"/>
+      <w:numFmt w:val="bullet"/>
+      <w:lvlText w:val="o"/>
+      <w:lvlJc w:val="left"/>
+      <w:pPr>
+        <w:ind w:left="1440" w:hanging="360"/>
+      </w:pPr>
+      <w:rPr>
+        <w:rFonts w:ascii="Courier New" w:hAnsi="Courier New" w:cs="Courier New" w:hint="default"/>
+      </w:rPr>
+    </w:lvl>
+    <w:lvl w:ilvl="2" w:tplc="04090005" w:tentative="1">
+      <w:start w:val="1"/>
+      <w:numFmt w:val="bullet"/>
+      <w:lvlText w:val=""/>
+      <w:lvlJc w:val="left"/>
+      <w:pPr>
+        <w:ind w:left="2160" w:hanging="360"/>
+      </w:pPr>
+      <w:rPr>
+        <w:rFonts w:ascii="Wingdings" w:hAnsi="Wingdings" w:hint="default"/>
+      </w:rPr>
+    </w:lvl>
+    <w:lvl w:ilvl="3" w:tplc="04090001" w:tentative="1">
+      <w:start w:val="1"/>
+      <w:numFmt w:val="bullet"/>
+      <w:lvlText w:val=""/>
+      <w:lvlJc w:val="left"/>
+      <w:pPr>
+        <w:ind w:left="2880" w:hanging="360"/>
+      </w:pPr>
+      <w:rPr>
+        <w:rFonts w:ascii="Symbol" w:hAnsi="Symbol" w:hint="default"/>
+      </w:rPr>
+    </w:lvl>
+    <w:lvl w:ilvl="4" w:tplc="04090003" w:tentative="1">
+      <w:start w:val="1"/>
+      <w:numFmt w:val="bullet"/>
+      <w:lvlText w:val="o"/>
+      <w:lvlJc w:val="left"/>
+      <w:pPr>
+        <w:ind w:left="3600" w:hanging="360"/>
+      </w:pPr>
+      <w:rPr>
+        <w:rFonts w:ascii="Courier New" w:hAnsi="Courier New" w:cs="Courier New" w:hint="default"/>
+      </w:rPr>
+    </w:lvl>
+    <w:lvl w:ilvl="5" w:tplc="04090005" w:tentative="1">
+      <w:start w:val="1"/>
+      <w:numFmt w:val="bullet"/>
+      <w:lvlText w:val=""/>
+      <w:lvlJc w:val="left"/>
+      <w:pPr>
+        <w:ind w:left="4320" w:hanging="360"/>
+      </w:pPr>
+      <w:rPr>
+        <w:rFonts w:ascii="Wingdings" w:hAnsi="Wingdings" w:hint="default"/>
+      </w:rPr>
+    </w:lvl>
+    <w:lvl w:ilvl="6" w:tplc="04090001" w:tentative="1">
+      <w:start w:val="1"/>
+      <w:numFmt w:val="bullet"/>
+      <w:lvlText w:val=""/>
+      <w:lvlJc w:val="left"/>
+      <w:pPr>
+        <w:ind w:left="5040" w:hanging="360"/>
+      </w:pPr>
+      <w:rPr>
+        <w:rFonts w:ascii="Symbol" w:hAnsi="Symbol" w:hint="default"/>
+      </w:rPr>
+    </w:lvl>
+    <w:lvl w:ilvl="7" w:tplc="04090003" w:tentative="1">
+      <w:start w:val="1"/>
+      <w:numFmt w:val="bullet"/>
+      <w:lvlText w:val="o"/>
+      <w:lvlJc w:val="left"/>
+      <w:pPr>
+        <w:ind w:left="5760" w:hanging="360"/>
+      </w:pPr>
+      <w:rPr>
+        <w:rFonts w:ascii="Courier New" w:hAnsi="Courier New" w:cs="Courier New" w:hint="default"/>
+      </w:rPr>
+    </w:lvl>
+    <w:lvl w:ilvl="8" w:tplc="04090005" w:tentative="1">
+      <w:start w:val="1"/>
+      <w:numFmt w:val="bullet"/>
+      <w:lvlText w:val=""/>
+      <w:lvlJc w:val="left"/>
+      <w:pPr>
+        <w:ind w:left="6480" w:hanging="360"/>
+      </w:pPr>
+      <w:rPr>
+        <w:rFonts w:ascii="Wingdings" w:hAnsi="Wingdings" w:hint="default"/>
+      </w:rPr>
+    </w:lvl>
+  </w:abstractNum>
+  <w:abstractNum w:abstractNumId="10" w15:restartNumberingAfterBreak="0">
+    <w:nsid w:val="125E608A"/>
+    <w:multiLevelType w:val="hybridMultilevel"/>
+    <w:tmpl w:val="9C108E2A"/>
+    <w:lvl w:ilvl="0" w:tplc="0409000D">
+      <w:start w:val="1"/>
+      <w:numFmt w:val="bullet"/>
+      <w:lvlText w:val=""/>
+      <w:lvlJc w:val="left"/>
+      <w:pPr>
+        <w:ind w:left="720" w:hanging="360"/>
+      </w:pPr>
+      <w:rPr>
+        <w:rFonts w:ascii="Wingdings" w:hAnsi="Wingdings" w:hint="default"/>
+      </w:rPr>
+    </w:lvl>
+    <w:lvl w:ilvl="1" w:tplc="04090003" w:tentative="1">
+      <w:start w:val="1"/>
+      <w:numFmt w:val="bullet"/>
+      <w:lvlText w:val="o"/>
+      <w:lvlJc w:val="left"/>
+      <w:pPr>
+        <w:ind w:left="1440" w:hanging="360"/>
+      </w:pPr>
+      <w:rPr>
+        <w:rFonts w:ascii="Courier New" w:hAnsi="Courier New" w:cs="Courier New" w:hint="default"/>
+      </w:rPr>
+    </w:lvl>
+    <w:lvl w:ilvl="2" w:tplc="04090005" w:tentative="1">
+      <w:start w:val="1"/>
+      <w:numFmt w:val="bullet"/>
+      <w:lvlText w:val=""/>
+      <w:lvlJc w:val="left"/>
+      <w:pPr>
+        <w:ind w:left="2160" w:hanging="360"/>
+      </w:pPr>
+      <w:rPr>
+        <w:rFonts w:ascii="Wingdings" w:hAnsi="Wingdings" w:hint="default"/>
+      </w:rPr>
+    </w:lvl>
+    <w:lvl w:ilvl="3" w:tplc="04090001" w:tentative="1">
+      <w:start w:val="1"/>
+      <w:numFmt w:val="bullet"/>
+      <w:lvlText w:val=""/>
+      <w:lvlJc w:val="left"/>
+      <w:pPr>
+        <w:ind w:left="2880" w:hanging="360"/>
+      </w:pPr>
+      <w:rPr>
+        <w:rFonts w:ascii="Symbol" w:hAnsi="Symbol" w:hint="default"/>
+      </w:rPr>
+    </w:lvl>
+    <w:lvl w:ilvl="4" w:tplc="04090003" w:tentative="1">
+      <w:start w:val="1"/>
+      <w:numFmt w:val="bullet"/>
+      <w:lvlText w:val="o"/>
+      <w:lvlJc w:val="left"/>
+      <w:pPr>
+        <w:ind w:left="3600" w:hanging="360"/>
+      </w:pPr>
+      <w:rPr>
+        <w:rFonts w:ascii="Courier New" w:hAnsi="Courier New" w:cs="Courier New" w:hint="default"/>
+      </w:rPr>
+    </w:lvl>
+    <w:lvl w:ilvl="5" w:tplc="04090005" w:tentative="1">
+      <w:start w:val="1"/>
+      <w:numFmt w:val="bullet"/>
+      <w:lvlText w:val=""/>
+      <w:lvlJc w:val="left"/>
+      <w:pPr>
+        <w:ind w:left="4320" w:hanging="360"/>
+      </w:pPr>
+      <w:rPr>
+        <w:rFonts w:ascii="Wingdings" w:hAnsi="Wingdings" w:hint="default"/>
+      </w:rPr>
+    </w:lvl>
+    <w:lvl w:ilvl="6" w:tplc="04090001" w:tentative="1">
+      <w:start w:val="1"/>
+      <w:numFmt w:val="bullet"/>
+      <w:lvlText w:val=""/>
+      <w:lvlJc w:val="left"/>
+      <w:pPr>
+        <w:ind w:left="5040" w:hanging="360"/>
+      </w:pPr>
+      <w:rPr>
+        <w:rFonts w:ascii="Symbol" w:hAnsi="Symbol" w:hint="default"/>
+      </w:rPr>
+    </w:lvl>
+    <w:lvl w:ilvl="7" w:tplc="04090003" w:tentative="1">
+      <w:start w:val="1"/>
+      <w:numFmt w:val="bullet"/>
+      <w:lvlText w:val="o"/>
+      <w:lvlJc w:val="left"/>
+      <w:pPr>
+        <w:ind w:left="5760" w:hanging="360"/>
+      </w:pPr>
+      <w:rPr>
+        <w:rFonts w:ascii="Courier New" w:hAnsi="Courier New" w:cs="Courier New" w:hint="default"/>
+      </w:rPr>
+    </w:lvl>
+    <w:lvl w:ilvl="8" w:tplc="04090005" w:tentative="1">
+      <w:start w:val="1"/>
+      <w:numFmt w:val="bullet"/>
+      <w:lvlText w:val=""/>
+      <w:lvlJc w:val="left"/>
+      <w:pPr>
+        <w:ind w:left="6480" w:hanging="360"/>
+      </w:pPr>
+      <w:rPr>
+        <w:rFonts w:ascii="Wingdings" w:hAnsi="Wingdings" w:hint="default"/>
+      </w:rPr>
+    </w:lvl>
+  </w:abstractNum>
+  <w:abstractNum w:abstractNumId="11" w15:restartNumberingAfterBreak="0">
     <w:nsid w:val="18756C3C"/>
     <w:multiLevelType w:val="singleLevel"/>
     <w:tmpl w:val="0409000F"/>
@@ -28548,7 +29090,7 @@
       </w:pPr>
     </w:lvl>
   </w:abstractNum>
-  <w:abstractNum w:abstractNumId="10" w15:restartNumberingAfterBreak="0">
+  <w:abstractNum w:abstractNumId="12" w15:restartNumberingAfterBreak="0">
     <w:nsid w:val="18B87052"/>
     <w:multiLevelType w:val="singleLevel"/>
     <w:tmpl w:val="0409000F"/>
@@ -28565,25 +29107,1038 @@
       </w:pPr>
     </w:lvl>
   </w:abstractNum>
-  <w:abstractNum w:abstractNumId="11" w15:restartNumberingAfterBreak="0">
+  <w:abstractNum w:abstractNumId="13" w15:restartNumberingAfterBreak="0">
+    <w:nsid w:val="1AA32151"/>
+    <w:multiLevelType w:val="hybridMultilevel"/>
+    <w:tmpl w:val="B86ED5FC"/>
+    <w:lvl w:ilvl="0" w:tplc="0409000D">
+      <w:start w:val="1"/>
+      <w:numFmt w:val="bullet"/>
+      <w:lvlText w:val=""/>
+      <w:lvlJc w:val="left"/>
+      <w:pPr>
+        <w:ind w:left="720" w:hanging="360"/>
+      </w:pPr>
+      <w:rPr>
+        <w:rFonts w:ascii="Wingdings" w:hAnsi="Wingdings" w:hint="default"/>
+      </w:rPr>
+    </w:lvl>
+    <w:lvl w:ilvl="1" w:tplc="04090003" w:tentative="1">
+      <w:start w:val="1"/>
+      <w:numFmt w:val="bullet"/>
+      <w:lvlText w:val="o"/>
+      <w:lvlJc w:val="left"/>
+      <w:pPr>
+        <w:ind w:left="1440" w:hanging="360"/>
+      </w:pPr>
+      <w:rPr>
+        <w:rFonts w:ascii="Courier New" w:hAnsi="Courier New" w:cs="Courier New" w:hint="default"/>
+      </w:rPr>
+    </w:lvl>
+    <w:lvl w:ilvl="2" w:tplc="04090005" w:tentative="1">
+      <w:start w:val="1"/>
+      <w:numFmt w:val="bullet"/>
+      <w:lvlText w:val=""/>
+      <w:lvlJc w:val="left"/>
+      <w:pPr>
+        <w:ind w:left="2160" w:hanging="360"/>
+      </w:pPr>
+      <w:rPr>
+        <w:rFonts w:ascii="Wingdings" w:hAnsi="Wingdings" w:hint="default"/>
+      </w:rPr>
+    </w:lvl>
+    <w:lvl w:ilvl="3" w:tplc="04090001" w:tentative="1">
+      <w:start w:val="1"/>
+      <w:numFmt w:val="bullet"/>
+      <w:lvlText w:val=""/>
+      <w:lvlJc w:val="left"/>
+      <w:pPr>
+        <w:ind w:left="2880" w:hanging="360"/>
+      </w:pPr>
+      <w:rPr>
+        <w:rFonts w:ascii="Symbol" w:hAnsi="Symbol" w:hint="default"/>
+      </w:rPr>
+    </w:lvl>
+    <w:lvl w:ilvl="4" w:tplc="04090003" w:tentative="1">
+      <w:start w:val="1"/>
+      <w:numFmt w:val="bullet"/>
+      <w:lvlText w:val="o"/>
+      <w:lvlJc w:val="left"/>
+      <w:pPr>
+        <w:ind w:left="3600" w:hanging="360"/>
+      </w:pPr>
+      <w:rPr>
+        <w:rFonts w:ascii="Courier New" w:hAnsi="Courier New" w:cs="Courier New" w:hint="default"/>
+      </w:rPr>
+    </w:lvl>
+    <w:lvl w:ilvl="5" w:tplc="04090005" w:tentative="1">
+      <w:start w:val="1"/>
+      <w:numFmt w:val="bullet"/>
+      <w:lvlText w:val=""/>
+      <w:lvlJc w:val="left"/>
+      <w:pPr>
+        <w:ind w:left="4320" w:hanging="360"/>
+      </w:pPr>
+      <w:rPr>
+        <w:rFonts w:ascii="Wingdings" w:hAnsi="Wingdings" w:hint="default"/>
+      </w:rPr>
+    </w:lvl>
+    <w:lvl w:ilvl="6" w:tplc="04090001" w:tentative="1">
+      <w:start w:val="1"/>
+      <w:numFmt w:val="bullet"/>
+      <w:lvlText w:val=""/>
+      <w:lvlJc w:val="left"/>
+      <w:pPr>
+        <w:ind w:left="5040" w:hanging="360"/>
+      </w:pPr>
+      <w:rPr>
+        <w:rFonts w:ascii="Symbol" w:hAnsi="Symbol" w:hint="default"/>
+      </w:rPr>
+    </w:lvl>
+    <w:lvl w:ilvl="7" w:tplc="04090003" w:tentative="1">
+      <w:start w:val="1"/>
+      <w:numFmt w:val="bullet"/>
+      <w:lvlText w:val="o"/>
+      <w:lvlJc w:val="left"/>
+      <w:pPr>
+        <w:ind w:left="5760" w:hanging="360"/>
+      </w:pPr>
+      <w:rPr>
+        <w:rFonts w:ascii="Courier New" w:hAnsi="Courier New" w:cs="Courier New" w:hint="default"/>
+      </w:rPr>
+    </w:lvl>
+    <w:lvl w:ilvl="8" w:tplc="04090005" w:tentative="1">
+      <w:start w:val="1"/>
+      <w:numFmt w:val="bullet"/>
+      <w:lvlText w:val=""/>
+      <w:lvlJc w:val="left"/>
+      <w:pPr>
+        <w:ind w:left="6480" w:hanging="360"/>
+      </w:pPr>
+      <w:rPr>
+        <w:rFonts w:ascii="Wingdings" w:hAnsi="Wingdings" w:hint="default"/>
+      </w:rPr>
+    </w:lvl>
+  </w:abstractNum>
+  <w:abstractNum w:abstractNumId="14" w15:restartNumberingAfterBreak="0">
+    <w:nsid w:val="1FD851EC"/>
+    <w:multiLevelType w:val="hybridMultilevel"/>
+    <w:tmpl w:val="408217FC"/>
+    <w:lvl w:ilvl="0" w:tplc="0409000D">
+      <w:start w:val="1"/>
+      <w:numFmt w:val="bullet"/>
+      <w:lvlText w:val=""/>
+      <w:lvlJc w:val="left"/>
+      <w:pPr>
+        <w:ind w:left="720" w:hanging="360"/>
+      </w:pPr>
+      <w:rPr>
+        <w:rFonts w:ascii="Wingdings" w:hAnsi="Wingdings" w:hint="default"/>
+      </w:rPr>
+    </w:lvl>
+    <w:lvl w:ilvl="1" w:tplc="04090003" w:tentative="1">
+      <w:start w:val="1"/>
+      <w:numFmt w:val="bullet"/>
+      <w:lvlText w:val="o"/>
+      <w:lvlJc w:val="left"/>
+      <w:pPr>
+        <w:ind w:left="1440" w:hanging="360"/>
+      </w:pPr>
+      <w:rPr>
+        <w:rFonts w:ascii="Courier New" w:hAnsi="Courier New" w:cs="Courier New" w:hint="default"/>
+      </w:rPr>
+    </w:lvl>
+    <w:lvl w:ilvl="2" w:tplc="04090005" w:tentative="1">
+      <w:start w:val="1"/>
+      <w:numFmt w:val="bullet"/>
+      <w:lvlText w:val=""/>
+      <w:lvlJc w:val="left"/>
+      <w:pPr>
+        <w:ind w:left="2160" w:hanging="360"/>
+      </w:pPr>
+      <w:rPr>
+        <w:rFonts w:ascii="Wingdings" w:hAnsi="Wingdings" w:hint="default"/>
+      </w:rPr>
+    </w:lvl>
+    <w:lvl w:ilvl="3" w:tplc="04090001" w:tentative="1">
+      <w:start w:val="1"/>
+      <w:numFmt w:val="bullet"/>
+      <w:lvlText w:val=""/>
+      <w:lvlJc w:val="left"/>
+      <w:pPr>
+        <w:ind w:left="2880" w:hanging="360"/>
+      </w:pPr>
+      <w:rPr>
+        <w:rFonts w:ascii="Symbol" w:hAnsi="Symbol" w:hint="default"/>
+      </w:rPr>
+    </w:lvl>
+    <w:lvl w:ilvl="4" w:tplc="04090003" w:tentative="1">
+      <w:start w:val="1"/>
+      <w:numFmt w:val="bullet"/>
+      <w:lvlText w:val="o"/>
+      <w:lvlJc w:val="left"/>
+      <w:pPr>
+        <w:ind w:left="3600" w:hanging="360"/>
+      </w:pPr>
+      <w:rPr>
+        <w:rFonts w:ascii="Courier New" w:hAnsi="Courier New" w:cs="Courier New" w:hint="default"/>
+      </w:rPr>
+    </w:lvl>
+    <w:lvl w:ilvl="5" w:tplc="04090005" w:tentative="1">
+      <w:start w:val="1"/>
+      <w:numFmt w:val="bullet"/>
+      <w:lvlText w:val=""/>
+      <w:lvlJc w:val="left"/>
+      <w:pPr>
+        <w:ind w:left="4320" w:hanging="360"/>
+      </w:pPr>
+      <w:rPr>
+        <w:rFonts w:ascii="Wingdings" w:hAnsi="Wingdings" w:hint="default"/>
+      </w:rPr>
+    </w:lvl>
+    <w:lvl w:ilvl="6" w:tplc="04090001" w:tentative="1">
+      <w:start w:val="1"/>
+      <w:numFmt w:val="bullet"/>
+      <w:lvlText w:val=""/>
+      <w:lvlJc w:val="left"/>
+      <w:pPr>
+        <w:ind w:left="5040" w:hanging="360"/>
+      </w:pPr>
+      <w:rPr>
+        <w:rFonts w:ascii="Symbol" w:hAnsi="Symbol" w:hint="default"/>
+      </w:rPr>
+    </w:lvl>
+    <w:lvl w:ilvl="7" w:tplc="04090003" w:tentative="1">
+      <w:start w:val="1"/>
+      <w:numFmt w:val="bullet"/>
+      <w:lvlText w:val="o"/>
+      <w:lvlJc w:val="left"/>
+      <w:pPr>
+        <w:ind w:left="5760" w:hanging="360"/>
+      </w:pPr>
+      <w:rPr>
+        <w:rFonts w:ascii="Courier New" w:hAnsi="Courier New" w:cs="Courier New" w:hint="default"/>
+      </w:rPr>
+    </w:lvl>
+    <w:lvl w:ilvl="8" w:tplc="04090005" w:tentative="1">
+      <w:start w:val="1"/>
+      <w:numFmt w:val="bullet"/>
+      <w:lvlText w:val=""/>
+      <w:lvlJc w:val="left"/>
+      <w:pPr>
+        <w:ind w:left="6480" w:hanging="360"/>
+      </w:pPr>
+      <w:rPr>
+        <w:rFonts w:ascii="Wingdings" w:hAnsi="Wingdings" w:hint="default"/>
+      </w:rPr>
+    </w:lvl>
+  </w:abstractNum>
+  <w:abstractNum w:abstractNumId="15" w15:restartNumberingAfterBreak="0">
+    <w:nsid w:val="273A0478"/>
+    <w:multiLevelType w:val="hybridMultilevel"/>
+    <w:tmpl w:val="4056B2FA"/>
+    <w:lvl w:ilvl="0" w:tplc="0409000D">
+      <w:start w:val="1"/>
+      <w:numFmt w:val="bullet"/>
+      <w:lvlText w:val=""/>
+      <w:lvlJc w:val="left"/>
+      <w:pPr>
+        <w:ind w:left="720" w:hanging="360"/>
+      </w:pPr>
+      <w:rPr>
+        <w:rFonts w:ascii="Wingdings" w:hAnsi="Wingdings" w:hint="default"/>
+      </w:rPr>
+    </w:lvl>
+    <w:lvl w:ilvl="1" w:tplc="04090003" w:tentative="1">
+      <w:start w:val="1"/>
+      <w:numFmt w:val="bullet"/>
+      <w:lvlText w:val="o"/>
+      <w:lvlJc w:val="left"/>
+      <w:pPr>
+        <w:ind w:left="1440" w:hanging="360"/>
+      </w:pPr>
+      <w:rPr>
+        <w:rFonts w:ascii="Courier New" w:hAnsi="Courier New" w:cs="Courier New" w:hint="default"/>
+      </w:rPr>
+    </w:lvl>
+    <w:lvl w:ilvl="2" w:tplc="04090005" w:tentative="1">
+      <w:start w:val="1"/>
+      <w:numFmt w:val="bullet"/>
+      <w:lvlText w:val=""/>
+      <w:lvlJc w:val="left"/>
+      <w:pPr>
+        <w:ind w:left="2160" w:hanging="360"/>
+      </w:pPr>
+      <w:rPr>
+        <w:rFonts w:ascii="Wingdings" w:hAnsi="Wingdings" w:hint="default"/>
+      </w:rPr>
+    </w:lvl>
+    <w:lvl w:ilvl="3" w:tplc="04090001" w:tentative="1">
+      <w:start w:val="1"/>
+      <w:numFmt w:val="bullet"/>
+      <w:lvlText w:val=""/>
+      <w:lvlJc w:val="left"/>
+      <w:pPr>
+        <w:ind w:left="2880" w:hanging="360"/>
+      </w:pPr>
+      <w:rPr>
+        <w:rFonts w:ascii="Symbol" w:hAnsi="Symbol" w:hint="default"/>
+      </w:rPr>
+    </w:lvl>
+    <w:lvl w:ilvl="4" w:tplc="04090003" w:tentative="1">
+      <w:start w:val="1"/>
+      <w:numFmt w:val="bullet"/>
+      <w:lvlText w:val="o"/>
+      <w:lvlJc w:val="left"/>
+      <w:pPr>
+        <w:ind w:left="3600" w:hanging="360"/>
+      </w:pPr>
+      <w:rPr>
+        <w:rFonts w:ascii="Courier New" w:hAnsi="Courier New" w:cs="Courier New" w:hint="default"/>
+      </w:rPr>
+    </w:lvl>
+    <w:lvl w:ilvl="5" w:tplc="04090005" w:tentative="1">
+      <w:start w:val="1"/>
+      <w:numFmt w:val="bullet"/>
+      <w:lvlText w:val=""/>
+      <w:lvlJc w:val="left"/>
+      <w:pPr>
+        <w:ind w:left="4320" w:hanging="360"/>
+      </w:pPr>
+      <w:rPr>
+        <w:rFonts w:ascii="Wingdings" w:hAnsi="Wingdings" w:hint="default"/>
+      </w:rPr>
+    </w:lvl>
+    <w:lvl w:ilvl="6" w:tplc="04090001" w:tentative="1">
+      <w:start w:val="1"/>
+      <w:numFmt w:val="bullet"/>
+      <w:lvlText w:val=""/>
+      <w:lvlJc w:val="left"/>
+      <w:pPr>
+        <w:ind w:left="5040" w:hanging="360"/>
+      </w:pPr>
+      <w:rPr>
+        <w:rFonts w:ascii="Symbol" w:hAnsi="Symbol" w:hint="default"/>
+      </w:rPr>
+    </w:lvl>
+    <w:lvl w:ilvl="7" w:tplc="04090003" w:tentative="1">
+      <w:start w:val="1"/>
+      <w:numFmt w:val="bullet"/>
+      <w:lvlText w:val="o"/>
+      <w:lvlJc w:val="left"/>
+      <w:pPr>
+        <w:ind w:left="5760" w:hanging="360"/>
+      </w:pPr>
+      <w:rPr>
+        <w:rFonts w:ascii="Courier New" w:hAnsi="Courier New" w:cs="Courier New" w:hint="default"/>
+      </w:rPr>
+    </w:lvl>
+    <w:lvl w:ilvl="8" w:tplc="04090005" w:tentative="1">
+      <w:start w:val="1"/>
+      <w:numFmt w:val="bullet"/>
+      <w:lvlText w:val=""/>
+      <w:lvlJc w:val="left"/>
+      <w:pPr>
+        <w:ind w:left="6480" w:hanging="360"/>
+      </w:pPr>
+      <w:rPr>
+        <w:rFonts w:ascii="Wingdings" w:hAnsi="Wingdings" w:hint="default"/>
+      </w:rPr>
+    </w:lvl>
+  </w:abstractNum>
+  <w:abstractNum w:abstractNumId="16" w15:restartNumberingAfterBreak="0">
+    <w:nsid w:val="29B06CAF"/>
+    <w:multiLevelType w:val="hybridMultilevel"/>
+    <w:tmpl w:val="64327186"/>
+    <w:lvl w:ilvl="0" w:tplc="0409000D">
+      <w:start w:val="1"/>
+      <w:numFmt w:val="bullet"/>
+      <w:lvlText w:val=""/>
+      <w:lvlJc w:val="left"/>
+      <w:pPr>
+        <w:ind w:left="720" w:hanging="360"/>
+      </w:pPr>
+      <w:rPr>
+        <w:rFonts w:ascii="Wingdings" w:hAnsi="Wingdings" w:hint="default"/>
+      </w:rPr>
+    </w:lvl>
+    <w:lvl w:ilvl="1" w:tplc="04090003" w:tentative="1">
+      <w:start w:val="1"/>
+      <w:numFmt w:val="bullet"/>
+      <w:lvlText w:val="o"/>
+      <w:lvlJc w:val="left"/>
+      <w:pPr>
+        <w:ind w:left="1440" w:hanging="360"/>
+      </w:pPr>
+      <w:rPr>
+        <w:rFonts w:ascii="Courier New" w:hAnsi="Courier New" w:cs="Courier New" w:hint="default"/>
+      </w:rPr>
+    </w:lvl>
+    <w:lvl w:ilvl="2" w:tplc="04090005" w:tentative="1">
+      <w:start w:val="1"/>
+      <w:numFmt w:val="bullet"/>
+      <w:lvlText w:val=""/>
+      <w:lvlJc w:val="left"/>
+      <w:pPr>
+        <w:ind w:left="2160" w:hanging="360"/>
+      </w:pPr>
+      <w:rPr>
+        <w:rFonts w:ascii="Wingdings" w:hAnsi="Wingdings" w:hint="default"/>
+      </w:rPr>
+    </w:lvl>
+    <w:lvl w:ilvl="3" w:tplc="04090001" w:tentative="1">
+      <w:start w:val="1"/>
+      <w:numFmt w:val="bullet"/>
+      <w:lvlText w:val=""/>
+      <w:lvlJc w:val="left"/>
+      <w:pPr>
+        <w:ind w:left="2880" w:hanging="360"/>
+      </w:pPr>
+      <w:rPr>
+        <w:rFonts w:ascii="Symbol" w:hAnsi="Symbol" w:hint="default"/>
+      </w:rPr>
+    </w:lvl>
+    <w:lvl w:ilvl="4" w:tplc="04090003" w:tentative="1">
+      <w:start w:val="1"/>
+      <w:numFmt w:val="bullet"/>
+      <w:lvlText w:val="o"/>
+      <w:lvlJc w:val="left"/>
+      <w:pPr>
+        <w:ind w:left="3600" w:hanging="360"/>
+      </w:pPr>
+      <w:rPr>
+        <w:rFonts w:ascii="Courier New" w:hAnsi="Courier New" w:cs="Courier New" w:hint="default"/>
+      </w:rPr>
+    </w:lvl>
+    <w:lvl w:ilvl="5" w:tplc="04090005" w:tentative="1">
+      <w:start w:val="1"/>
+      <w:numFmt w:val="bullet"/>
+      <w:lvlText w:val=""/>
+      <w:lvlJc w:val="left"/>
+      <w:pPr>
+        <w:ind w:left="4320" w:hanging="360"/>
+      </w:pPr>
+      <w:rPr>
+        <w:rFonts w:ascii="Wingdings" w:hAnsi="Wingdings" w:hint="default"/>
+      </w:rPr>
+    </w:lvl>
+    <w:lvl w:ilvl="6" w:tplc="04090001" w:tentative="1">
+      <w:start w:val="1"/>
+      <w:numFmt w:val="bullet"/>
+      <w:lvlText w:val=""/>
+      <w:lvlJc w:val="left"/>
+      <w:pPr>
+        <w:ind w:left="5040" w:hanging="360"/>
+      </w:pPr>
+      <w:rPr>
+        <w:rFonts w:ascii="Symbol" w:hAnsi="Symbol" w:hint="default"/>
+      </w:rPr>
+    </w:lvl>
+    <w:lvl w:ilvl="7" w:tplc="04090003" w:tentative="1">
+      <w:start w:val="1"/>
+      <w:numFmt w:val="bullet"/>
+      <w:lvlText w:val="o"/>
+      <w:lvlJc w:val="left"/>
+      <w:pPr>
+        <w:ind w:left="5760" w:hanging="360"/>
+      </w:pPr>
+      <w:rPr>
+        <w:rFonts w:ascii="Courier New" w:hAnsi="Courier New" w:cs="Courier New" w:hint="default"/>
+      </w:rPr>
+    </w:lvl>
+    <w:lvl w:ilvl="8" w:tplc="04090005" w:tentative="1">
+      <w:start w:val="1"/>
+      <w:numFmt w:val="bullet"/>
+      <w:lvlText w:val=""/>
+      <w:lvlJc w:val="left"/>
+      <w:pPr>
+        <w:ind w:left="6480" w:hanging="360"/>
+      </w:pPr>
+      <w:rPr>
+        <w:rFonts w:ascii="Wingdings" w:hAnsi="Wingdings" w:hint="default"/>
+      </w:rPr>
+    </w:lvl>
+  </w:abstractNum>
+  <w:abstractNum w:abstractNumId="17" w15:restartNumberingAfterBreak="0">
+    <w:nsid w:val="309D3BC0"/>
+    <w:multiLevelType w:val="hybridMultilevel"/>
+    <w:tmpl w:val="E5A47336"/>
+    <w:lvl w:ilvl="0" w:tplc="0409000D">
+      <w:start w:val="1"/>
+      <w:numFmt w:val="bullet"/>
+      <w:lvlText w:val=""/>
+      <w:lvlJc w:val="left"/>
+      <w:pPr>
+        <w:ind w:left="720" w:hanging="360"/>
+      </w:pPr>
+      <w:rPr>
+        <w:rFonts w:ascii="Wingdings" w:hAnsi="Wingdings" w:hint="default"/>
+      </w:rPr>
+    </w:lvl>
+    <w:lvl w:ilvl="1" w:tplc="04090003" w:tentative="1">
+      <w:start w:val="1"/>
+      <w:numFmt w:val="bullet"/>
+      <w:lvlText w:val="o"/>
+      <w:lvlJc w:val="left"/>
+      <w:pPr>
+        <w:ind w:left="1440" w:hanging="360"/>
+      </w:pPr>
+      <w:rPr>
+        <w:rFonts w:ascii="Courier New" w:hAnsi="Courier New" w:cs="Courier New" w:hint="default"/>
+      </w:rPr>
+    </w:lvl>
+    <w:lvl w:ilvl="2" w:tplc="04090005" w:tentative="1">
+      <w:start w:val="1"/>
+      <w:numFmt w:val="bullet"/>
+      <w:lvlText w:val=""/>
+      <w:lvlJc w:val="left"/>
+      <w:pPr>
+        <w:ind w:left="2160" w:hanging="360"/>
+      </w:pPr>
+      <w:rPr>
+        <w:rFonts w:ascii="Wingdings" w:hAnsi="Wingdings" w:hint="default"/>
+      </w:rPr>
+    </w:lvl>
+    <w:lvl w:ilvl="3" w:tplc="04090001" w:tentative="1">
+      <w:start w:val="1"/>
+      <w:numFmt w:val="bullet"/>
+      <w:lvlText w:val=""/>
+      <w:lvlJc w:val="left"/>
+      <w:pPr>
+        <w:ind w:left="2880" w:hanging="360"/>
+      </w:pPr>
+      <w:rPr>
+        <w:rFonts w:ascii="Symbol" w:hAnsi="Symbol" w:hint="default"/>
+      </w:rPr>
+    </w:lvl>
+    <w:lvl w:ilvl="4" w:tplc="04090003" w:tentative="1">
+      <w:start w:val="1"/>
+      <w:numFmt w:val="bullet"/>
+      <w:lvlText w:val="o"/>
+      <w:lvlJc w:val="left"/>
+      <w:pPr>
+        <w:ind w:left="3600" w:hanging="360"/>
+      </w:pPr>
+      <w:rPr>
+        <w:rFonts w:ascii="Courier New" w:hAnsi="Courier New" w:cs="Courier New" w:hint="default"/>
+      </w:rPr>
+    </w:lvl>
+    <w:lvl w:ilvl="5" w:tplc="04090005" w:tentative="1">
+      <w:start w:val="1"/>
+      <w:numFmt w:val="bullet"/>
+      <w:lvlText w:val=""/>
+      <w:lvlJc w:val="left"/>
+      <w:pPr>
+        <w:ind w:left="4320" w:hanging="360"/>
+      </w:pPr>
+      <w:rPr>
+        <w:rFonts w:ascii="Wingdings" w:hAnsi="Wingdings" w:hint="default"/>
+      </w:rPr>
+    </w:lvl>
+    <w:lvl w:ilvl="6" w:tplc="04090001" w:tentative="1">
+      <w:start w:val="1"/>
+      <w:numFmt w:val="bullet"/>
+      <w:lvlText w:val=""/>
+      <w:lvlJc w:val="left"/>
+      <w:pPr>
+        <w:ind w:left="5040" w:hanging="360"/>
+      </w:pPr>
+      <w:rPr>
+        <w:rFonts w:ascii="Symbol" w:hAnsi="Symbol" w:hint="default"/>
+      </w:rPr>
+    </w:lvl>
+    <w:lvl w:ilvl="7" w:tplc="04090003" w:tentative="1">
+      <w:start w:val="1"/>
+      <w:numFmt w:val="bullet"/>
+      <w:lvlText w:val="o"/>
+      <w:lvlJc w:val="left"/>
+      <w:pPr>
+        <w:ind w:left="5760" w:hanging="360"/>
+      </w:pPr>
+      <w:rPr>
+        <w:rFonts w:ascii="Courier New" w:hAnsi="Courier New" w:cs="Courier New" w:hint="default"/>
+      </w:rPr>
+    </w:lvl>
+    <w:lvl w:ilvl="8" w:tplc="04090005" w:tentative="1">
+      <w:start w:val="1"/>
+      <w:numFmt w:val="bullet"/>
+      <w:lvlText w:val=""/>
+      <w:lvlJc w:val="left"/>
+      <w:pPr>
+        <w:ind w:left="6480" w:hanging="360"/>
+      </w:pPr>
+      <w:rPr>
+        <w:rFonts w:ascii="Wingdings" w:hAnsi="Wingdings" w:hint="default"/>
+      </w:rPr>
+    </w:lvl>
+  </w:abstractNum>
+  <w:abstractNum w:abstractNumId="18" w15:restartNumberingAfterBreak="0">
+    <w:nsid w:val="380A065F"/>
+    <w:multiLevelType w:val="hybridMultilevel"/>
+    <w:tmpl w:val="4F80426E"/>
+    <w:lvl w:ilvl="0" w:tplc="0409000D">
+      <w:start w:val="1"/>
+      <w:numFmt w:val="bullet"/>
+      <w:lvlText w:val=""/>
+      <w:lvlJc w:val="left"/>
+      <w:pPr>
+        <w:ind w:left="720" w:hanging="360"/>
+      </w:pPr>
+      <w:rPr>
+        <w:rFonts w:ascii="Wingdings" w:hAnsi="Wingdings" w:hint="default"/>
+      </w:rPr>
+    </w:lvl>
+    <w:lvl w:ilvl="1" w:tplc="04090003" w:tentative="1">
+      <w:start w:val="1"/>
+      <w:numFmt w:val="bullet"/>
+      <w:lvlText w:val="o"/>
+      <w:lvlJc w:val="left"/>
+      <w:pPr>
+        <w:ind w:left="1440" w:hanging="360"/>
+      </w:pPr>
+      <w:rPr>
+        <w:rFonts w:ascii="Courier New" w:hAnsi="Courier New" w:cs="Courier New" w:hint="default"/>
+      </w:rPr>
+    </w:lvl>
+    <w:lvl w:ilvl="2" w:tplc="04090005" w:tentative="1">
+      <w:start w:val="1"/>
+      <w:numFmt w:val="bullet"/>
+      <w:lvlText w:val=""/>
+      <w:lvlJc w:val="left"/>
+      <w:pPr>
+        <w:ind w:left="2160" w:hanging="360"/>
+      </w:pPr>
+      <w:rPr>
+        <w:rFonts w:ascii="Wingdings" w:hAnsi="Wingdings" w:hint="default"/>
+      </w:rPr>
+    </w:lvl>
+    <w:lvl w:ilvl="3" w:tplc="04090001" w:tentative="1">
+      <w:start w:val="1"/>
+      <w:numFmt w:val="bullet"/>
+      <w:lvlText w:val=""/>
+      <w:lvlJc w:val="left"/>
+      <w:pPr>
+        <w:ind w:left="2880" w:hanging="360"/>
+      </w:pPr>
+      <w:rPr>
+        <w:rFonts w:ascii="Symbol" w:hAnsi="Symbol" w:hint="default"/>
+      </w:rPr>
+    </w:lvl>
+    <w:lvl w:ilvl="4" w:tplc="04090003" w:tentative="1">
+      <w:start w:val="1"/>
+      <w:numFmt w:val="bullet"/>
+      <w:lvlText w:val="o"/>
+      <w:lvlJc w:val="left"/>
+      <w:pPr>
+        <w:ind w:left="3600" w:hanging="360"/>
+      </w:pPr>
+      <w:rPr>
+        <w:rFonts w:ascii="Courier New" w:hAnsi="Courier New" w:cs="Courier New" w:hint="default"/>
+      </w:rPr>
+    </w:lvl>
+    <w:lvl w:ilvl="5" w:tplc="04090005" w:tentative="1">
+      <w:start w:val="1"/>
+      <w:numFmt w:val="bullet"/>
+      <w:lvlText w:val=""/>
+      <w:lvlJc w:val="left"/>
+      <w:pPr>
+        <w:ind w:left="4320" w:hanging="360"/>
+      </w:pPr>
+      <w:rPr>
+        <w:rFonts w:ascii="Wingdings" w:hAnsi="Wingdings" w:hint="default"/>
+      </w:rPr>
+    </w:lvl>
+    <w:lvl w:ilvl="6" w:tplc="04090001" w:tentative="1">
+      <w:start w:val="1"/>
+      <w:numFmt w:val="bullet"/>
+      <w:lvlText w:val=""/>
+      <w:lvlJc w:val="left"/>
+      <w:pPr>
+        <w:ind w:left="5040" w:hanging="360"/>
+      </w:pPr>
+      <w:rPr>
+        <w:rFonts w:ascii="Symbol" w:hAnsi="Symbol" w:hint="default"/>
+      </w:rPr>
+    </w:lvl>
+    <w:lvl w:ilvl="7" w:tplc="04090003" w:tentative="1">
+      <w:start w:val="1"/>
+      <w:numFmt w:val="bullet"/>
+      <w:lvlText w:val="o"/>
+      <w:lvlJc w:val="left"/>
+      <w:pPr>
+        <w:ind w:left="5760" w:hanging="360"/>
+      </w:pPr>
+      <w:rPr>
+        <w:rFonts w:ascii="Courier New" w:hAnsi="Courier New" w:cs="Courier New" w:hint="default"/>
+      </w:rPr>
+    </w:lvl>
+    <w:lvl w:ilvl="8" w:tplc="04090005" w:tentative="1">
+      <w:start w:val="1"/>
+      <w:numFmt w:val="bullet"/>
+      <w:lvlText w:val=""/>
+      <w:lvlJc w:val="left"/>
+      <w:pPr>
+        <w:ind w:left="6480" w:hanging="360"/>
+      </w:pPr>
+      <w:rPr>
+        <w:rFonts w:ascii="Wingdings" w:hAnsi="Wingdings" w:hint="default"/>
+      </w:rPr>
+    </w:lvl>
+  </w:abstractNum>
+  <w:abstractNum w:abstractNumId="19" w15:restartNumberingAfterBreak="0">
+    <w:nsid w:val="3ACC596B"/>
+    <w:multiLevelType w:val="hybridMultilevel"/>
+    <w:tmpl w:val="3222C72A"/>
+    <w:lvl w:ilvl="0" w:tplc="0409000D">
+      <w:start w:val="1"/>
+      <w:numFmt w:val="bullet"/>
+      <w:lvlText w:val=""/>
+      <w:lvlJc w:val="left"/>
+      <w:pPr>
+        <w:ind w:left="720" w:hanging="360"/>
+      </w:pPr>
+      <w:rPr>
+        <w:rFonts w:ascii="Wingdings" w:hAnsi="Wingdings" w:hint="default"/>
+      </w:rPr>
+    </w:lvl>
+    <w:lvl w:ilvl="1" w:tplc="04090003" w:tentative="1">
+      <w:start w:val="1"/>
+      <w:numFmt w:val="bullet"/>
+      <w:lvlText w:val="o"/>
+      <w:lvlJc w:val="left"/>
+      <w:pPr>
+        <w:ind w:left="1440" w:hanging="360"/>
+      </w:pPr>
+      <w:rPr>
+        <w:rFonts w:ascii="Courier New" w:hAnsi="Courier New" w:cs="Courier New" w:hint="default"/>
+      </w:rPr>
+    </w:lvl>
+    <w:lvl w:ilvl="2" w:tplc="04090005" w:tentative="1">
+      <w:start w:val="1"/>
+      <w:numFmt w:val="bullet"/>
+      <w:lvlText w:val=""/>
+      <w:lvlJc w:val="left"/>
+      <w:pPr>
+        <w:ind w:left="2160" w:hanging="360"/>
+      </w:pPr>
+      <w:rPr>
+        <w:rFonts w:ascii="Wingdings" w:hAnsi="Wingdings" w:hint="default"/>
+      </w:rPr>
+    </w:lvl>
+    <w:lvl w:ilvl="3" w:tplc="04090001" w:tentative="1">
+      <w:start w:val="1"/>
+      <w:numFmt w:val="bullet"/>
+      <w:lvlText w:val=""/>
+      <w:lvlJc w:val="left"/>
+      <w:pPr>
+        <w:ind w:left="2880" w:hanging="360"/>
+      </w:pPr>
+      <w:rPr>
+        <w:rFonts w:ascii="Symbol" w:hAnsi="Symbol" w:hint="default"/>
+      </w:rPr>
+    </w:lvl>
+    <w:lvl w:ilvl="4" w:tplc="04090003" w:tentative="1">
+      <w:start w:val="1"/>
+      <w:numFmt w:val="bullet"/>
+      <w:lvlText w:val="o"/>
+      <w:lvlJc w:val="left"/>
+      <w:pPr>
+        <w:ind w:left="3600" w:hanging="360"/>
+      </w:pPr>
+      <w:rPr>
+        <w:rFonts w:ascii="Courier New" w:hAnsi="Courier New" w:cs="Courier New" w:hint="default"/>
+      </w:rPr>
+    </w:lvl>
+    <w:lvl w:ilvl="5" w:tplc="04090005" w:tentative="1">
+      <w:start w:val="1"/>
+      <w:numFmt w:val="bullet"/>
+      <w:lvlText w:val=""/>
+      <w:lvlJc w:val="left"/>
+      <w:pPr>
+        <w:ind w:left="4320" w:hanging="360"/>
+      </w:pPr>
+      <w:rPr>
+        <w:rFonts w:ascii="Wingdings" w:hAnsi="Wingdings" w:hint="default"/>
+      </w:rPr>
+    </w:lvl>
+    <w:lvl w:ilvl="6" w:tplc="04090001" w:tentative="1">
+      <w:start w:val="1"/>
+      <w:numFmt w:val="bullet"/>
+      <w:lvlText w:val=""/>
+      <w:lvlJc w:val="left"/>
+      <w:pPr>
+        <w:ind w:left="5040" w:hanging="360"/>
+      </w:pPr>
+      <w:rPr>
+        <w:rFonts w:ascii="Symbol" w:hAnsi="Symbol" w:hint="default"/>
+      </w:rPr>
+    </w:lvl>
+    <w:lvl w:ilvl="7" w:tplc="04090003" w:tentative="1">
+      <w:start w:val="1"/>
+      <w:numFmt w:val="bullet"/>
+      <w:lvlText w:val="o"/>
+      <w:lvlJc w:val="left"/>
+      <w:pPr>
+        <w:ind w:left="5760" w:hanging="360"/>
+      </w:pPr>
+      <w:rPr>
+        <w:rFonts w:ascii="Courier New" w:hAnsi="Courier New" w:cs="Courier New" w:hint="default"/>
+      </w:rPr>
+    </w:lvl>
+    <w:lvl w:ilvl="8" w:tplc="04090005" w:tentative="1">
+      <w:start w:val="1"/>
+      <w:numFmt w:val="bullet"/>
+      <w:lvlText w:val=""/>
+      <w:lvlJc w:val="left"/>
+      <w:pPr>
+        <w:ind w:left="6480" w:hanging="360"/>
+      </w:pPr>
+      <w:rPr>
+        <w:rFonts w:ascii="Wingdings" w:hAnsi="Wingdings" w:hint="default"/>
+      </w:rPr>
+    </w:lvl>
+  </w:abstractNum>
+  <w:abstractNum w:abstractNumId="20" w15:restartNumberingAfterBreak="0">
     <w:nsid w:val="48A65A37"/>
     <w:multiLevelType w:val="singleLevel"/>
     <w:tmpl w:val="0409000F"/>
     <w:lvl w:ilvl="0">
       <w:start w:val="1"/>
       <w:numFmt w:val="decimal"/>
-      <w:pStyle w:val="ListBullet"/>
       <w:lvlText w:val="%1."/>
       <w:lvlJc w:val="left"/>
       <w:pPr>
-        <w:tabs>
-          <w:tab w:val="num" w:pos="720"/>
-        </w:tabs>
         <w:ind w:left="720" w:hanging="360"/>
       </w:pPr>
     </w:lvl>
   </w:abstractNum>
-  <w:abstractNum w:abstractNumId="12" w15:restartNumberingAfterBreak="0">
+  <w:abstractNum w:abstractNumId="21" w15:restartNumberingAfterBreak="0">
+    <w:nsid w:val="58E33DB1"/>
+    <w:multiLevelType w:val="hybridMultilevel"/>
+    <w:tmpl w:val="E9A2A274"/>
+    <w:lvl w:ilvl="0" w:tplc="0409000D">
+      <w:start w:val="1"/>
+      <w:numFmt w:val="bullet"/>
+      <w:lvlText w:val=""/>
+      <w:lvlJc w:val="left"/>
+      <w:pPr>
+        <w:ind w:left="720" w:hanging="360"/>
+      </w:pPr>
+      <w:rPr>
+        <w:rFonts w:ascii="Wingdings" w:hAnsi="Wingdings" w:hint="default"/>
+      </w:rPr>
+    </w:lvl>
+    <w:lvl w:ilvl="1" w:tplc="04090003" w:tentative="1">
+      <w:start w:val="1"/>
+      <w:numFmt w:val="bullet"/>
+      <w:lvlText w:val="o"/>
+      <w:lvlJc w:val="left"/>
+      <w:pPr>
+        <w:ind w:left="1440" w:hanging="360"/>
+      </w:pPr>
+      <w:rPr>
+        <w:rFonts w:ascii="Courier New" w:hAnsi="Courier New" w:cs="Courier New" w:hint="default"/>
+      </w:rPr>
+    </w:lvl>
+    <w:lvl w:ilvl="2" w:tplc="04090005" w:tentative="1">
+      <w:start w:val="1"/>
+      <w:numFmt w:val="bullet"/>
+      <w:lvlText w:val=""/>
+      <w:lvlJc w:val="left"/>
+      <w:pPr>
+        <w:ind w:left="2160" w:hanging="360"/>
+      </w:pPr>
+      <w:rPr>
+        <w:rFonts w:ascii="Wingdings" w:hAnsi="Wingdings" w:hint="default"/>
+      </w:rPr>
+    </w:lvl>
+    <w:lvl w:ilvl="3" w:tplc="04090001" w:tentative="1">
+      <w:start w:val="1"/>
+      <w:numFmt w:val="bullet"/>
+      <w:lvlText w:val=""/>
+      <w:lvlJc w:val="left"/>
+      <w:pPr>
+        <w:ind w:left="2880" w:hanging="360"/>
+      </w:pPr>
+      <w:rPr>
+        <w:rFonts w:ascii="Symbol" w:hAnsi="Symbol" w:hint="default"/>
+      </w:rPr>
+    </w:lvl>
+    <w:lvl w:ilvl="4" w:tplc="04090003" w:tentative="1">
+      <w:start w:val="1"/>
+      <w:numFmt w:val="bullet"/>
+      <w:lvlText w:val="o"/>
+      <w:lvlJc w:val="left"/>
+      <w:pPr>
+        <w:ind w:left="3600" w:hanging="360"/>
+      </w:pPr>
+      <w:rPr>
+        <w:rFonts w:ascii="Courier New" w:hAnsi="Courier New" w:cs="Courier New" w:hint="default"/>
+      </w:rPr>
+    </w:lvl>
+    <w:lvl w:ilvl="5" w:tplc="04090005" w:tentative="1">
+      <w:start w:val="1"/>
+      <w:numFmt w:val="bullet"/>
+      <w:lvlText w:val=""/>
+      <w:lvlJc w:val="left"/>
+      <w:pPr>
+        <w:ind w:left="4320" w:hanging="360"/>
+      </w:pPr>
+      <w:rPr>
+        <w:rFonts w:ascii="Wingdings" w:hAnsi="Wingdings" w:hint="default"/>
+      </w:rPr>
+    </w:lvl>
+    <w:lvl w:ilvl="6" w:tplc="04090001" w:tentative="1">
+      <w:start w:val="1"/>
+      <w:numFmt w:val="bullet"/>
+      <w:lvlText w:val=""/>
+      <w:lvlJc w:val="left"/>
+      <w:pPr>
+        <w:ind w:left="5040" w:hanging="360"/>
+      </w:pPr>
+      <w:rPr>
+        <w:rFonts w:ascii="Symbol" w:hAnsi="Symbol" w:hint="default"/>
+      </w:rPr>
+    </w:lvl>
+    <w:lvl w:ilvl="7" w:tplc="04090003" w:tentative="1">
+      <w:start w:val="1"/>
+      <w:numFmt w:val="bullet"/>
+      <w:lvlText w:val="o"/>
+      <w:lvlJc w:val="left"/>
+      <w:pPr>
+        <w:ind w:left="5760" w:hanging="360"/>
+      </w:pPr>
+      <w:rPr>
+        <w:rFonts w:ascii="Courier New" w:hAnsi="Courier New" w:cs="Courier New" w:hint="default"/>
+      </w:rPr>
+    </w:lvl>
+    <w:lvl w:ilvl="8" w:tplc="04090005" w:tentative="1">
+      <w:start w:val="1"/>
+      <w:numFmt w:val="bullet"/>
+      <w:lvlText w:val=""/>
+      <w:lvlJc w:val="left"/>
+      <w:pPr>
+        <w:ind w:left="6480" w:hanging="360"/>
+      </w:pPr>
+      <w:rPr>
+        <w:rFonts w:ascii="Wingdings" w:hAnsi="Wingdings" w:hint="default"/>
+      </w:rPr>
+    </w:lvl>
+  </w:abstractNum>
+  <w:abstractNum w:abstractNumId="22" w15:restartNumberingAfterBreak="0">
+    <w:nsid w:val="64CE0001"/>
+    <w:multiLevelType w:val="hybridMultilevel"/>
+    <w:tmpl w:val="C2A6D600"/>
+    <w:lvl w:ilvl="0" w:tplc="0409000D">
+      <w:start w:val="1"/>
+      <w:numFmt w:val="bullet"/>
+      <w:lvlText w:val=""/>
+      <w:lvlJc w:val="left"/>
+      <w:pPr>
+        <w:ind w:left="720" w:hanging="360"/>
+      </w:pPr>
+      <w:rPr>
+        <w:rFonts w:ascii="Wingdings" w:hAnsi="Wingdings" w:hint="default"/>
+      </w:rPr>
+    </w:lvl>
+    <w:lvl w:ilvl="1" w:tplc="04090003" w:tentative="1">
+      <w:start w:val="1"/>
+      <w:numFmt w:val="bullet"/>
+      <w:lvlText w:val="o"/>
+      <w:lvlJc w:val="left"/>
+      <w:pPr>
+        <w:ind w:left="1440" w:hanging="360"/>
+      </w:pPr>
+      <w:rPr>
+        <w:rFonts w:ascii="Courier New" w:hAnsi="Courier New" w:cs="Courier New" w:hint="default"/>
+      </w:rPr>
+    </w:lvl>
+    <w:lvl w:ilvl="2" w:tplc="04090005" w:tentative="1">
+      <w:start w:val="1"/>
+      <w:numFmt w:val="bullet"/>
+      <w:lvlText w:val=""/>
+      <w:lvlJc w:val="left"/>
+      <w:pPr>
+        <w:ind w:left="2160" w:hanging="360"/>
+      </w:pPr>
+      <w:rPr>
+        <w:rFonts w:ascii="Wingdings" w:hAnsi="Wingdings" w:hint="default"/>
+      </w:rPr>
+    </w:lvl>
+    <w:lvl w:ilvl="3" w:tplc="04090001" w:tentative="1">
+      <w:start w:val="1"/>
+      <w:numFmt w:val="bullet"/>
+      <w:lvlText w:val=""/>
+      <w:lvlJc w:val="left"/>
+      <w:pPr>
+        <w:ind w:left="2880" w:hanging="360"/>
+      </w:pPr>
+      <w:rPr>
+        <w:rFonts w:ascii="Symbol" w:hAnsi="Symbol" w:hint="default"/>
+      </w:rPr>
+    </w:lvl>
+    <w:lvl w:ilvl="4" w:tplc="04090003" w:tentative="1">
+      <w:start w:val="1"/>
+      <w:numFmt w:val="bullet"/>
+      <w:lvlText w:val="o"/>
+      <w:lvlJc w:val="left"/>
+      <w:pPr>
+        <w:ind w:left="3600" w:hanging="360"/>
+      </w:pPr>
+      <w:rPr>
+        <w:rFonts w:ascii="Courier New" w:hAnsi="Courier New" w:cs="Courier New" w:hint="default"/>
+      </w:rPr>
+    </w:lvl>
+    <w:lvl w:ilvl="5" w:tplc="04090005" w:tentative="1">
+      <w:start w:val="1"/>
+      <w:numFmt w:val="bullet"/>
+      <w:lvlText w:val=""/>
+      <w:lvlJc w:val="left"/>
+      <w:pPr>
+        <w:ind w:left="4320" w:hanging="360"/>
+      </w:pPr>
+      <w:rPr>
+        <w:rFonts w:ascii="Wingdings" w:hAnsi="Wingdings" w:hint="default"/>
+      </w:rPr>
+    </w:lvl>
+    <w:lvl w:ilvl="6" w:tplc="04090001" w:tentative="1">
+      <w:start w:val="1"/>
+      <w:numFmt w:val="bullet"/>
+      <w:lvlText w:val=""/>
+      <w:lvlJc w:val="left"/>
+      <w:pPr>
+        <w:ind w:left="5040" w:hanging="360"/>
+      </w:pPr>
+      <w:rPr>
+        <w:rFonts w:ascii="Symbol" w:hAnsi="Symbol" w:hint="default"/>
+      </w:rPr>
+    </w:lvl>
+    <w:lvl w:ilvl="7" w:tplc="04090003" w:tentative="1">
+      <w:start w:val="1"/>
+      <w:numFmt w:val="bullet"/>
+      <w:lvlText w:val="o"/>
+      <w:lvlJc w:val="left"/>
+      <w:pPr>
+        <w:ind w:left="5760" w:hanging="360"/>
+      </w:pPr>
+      <w:rPr>
+        <w:rFonts w:ascii="Courier New" w:hAnsi="Courier New" w:cs="Courier New" w:hint="default"/>
+      </w:rPr>
+    </w:lvl>
+    <w:lvl w:ilvl="8" w:tplc="04090005" w:tentative="1">
+      <w:start w:val="1"/>
+      <w:numFmt w:val="bullet"/>
+      <w:lvlText w:val=""/>
+      <w:lvlJc w:val="left"/>
+      <w:pPr>
+        <w:ind w:left="6480" w:hanging="360"/>
+      </w:pPr>
+      <w:rPr>
+        <w:rFonts w:ascii="Wingdings" w:hAnsi="Wingdings" w:hint="default"/>
+      </w:rPr>
+    </w:lvl>
+  </w:abstractNum>
+  <w:abstractNum w:abstractNumId="23" w15:restartNumberingAfterBreak="0">
     <w:nsid w:val="682819E3"/>
     <w:multiLevelType w:val="singleLevel"/>
     <w:tmpl w:val="0409000F"/>
@@ -28600,8 +30155,505 @@
       </w:pPr>
     </w:lvl>
   </w:abstractNum>
+  <w:abstractNum w:abstractNumId="24" w15:restartNumberingAfterBreak="0">
+    <w:nsid w:val="6AF343D5"/>
+    <w:multiLevelType w:val="hybridMultilevel"/>
+    <w:tmpl w:val="E7DA2540"/>
+    <w:lvl w:ilvl="0" w:tplc="0409000D">
+      <w:start w:val="1"/>
+      <w:numFmt w:val="bullet"/>
+      <w:lvlText w:val=""/>
+      <w:lvlJc w:val="left"/>
+      <w:pPr>
+        <w:ind w:left="720" w:hanging="360"/>
+      </w:pPr>
+      <w:rPr>
+        <w:rFonts w:ascii="Wingdings" w:hAnsi="Wingdings" w:hint="default"/>
+      </w:rPr>
+    </w:lvl>
+    <w:lvl w:ilvl="1" w:tplc="04090003" w:tentative="1">
+      <w:start w:val="1"/>
+      <w:numFmt w:val="bullet"/>
+      <w:lvlText w:val="o"/>
+      <w:lvlJc w:val="left"/>
+      <w:pPr>
+        <w:ind w:left="1440" w:hanging="360"/>
+      </w:pPr>
+      <w:rPr>
+        <w:rFonts w:ascii="Courier New" w:hAnsi="Courier New" w:cs="Courier New" w:hint="default"/>
+      </w:rPr>
+    </w:lvl>
+    <w:lvl w:ilvl="2" w:tplc="04090005" w:tentative="1">
+      <w:start w:val="1"/>
+      <w:numFmt w:val="bullet"/>
+      <w:lvlText w:val=""/>
+      <w:lvlJc w:val="left"/>
+      <w:pPr>
+        <w:ind w:left="2160" w:hanging="360"/>
+      </w:pPr>
+      <w:rPr>
+        <w:rFonts w:ascii="Wingdings" w:hAnsi="Wingdings" w:hint="default"/>
+      </w:rPr>
+    </w:lvl>
+    <w:lvl w:ilvl="3" w:tplc="04090001" w:tentative="1">
+      <w:start w:val="1"/>
+      <w:numFmt w:val="bullet"/>
+      <w:lvlText w:val=""/>
+      <w:lvlJc w:val="left"/>
+      <w:pPr>
+        <w:ind w:left="2880" w:hanging="360"/>
+      </w:pPr>
+      <w:rPr>
+        <w:rFonts w:ascii="Symbol" w:hAnsi="Symbol" w:hint="default"/>
+      </w:rPr>
+    </w:lvl>
+    <w:lvl w:ilvl="4" w:tplc="04090003" w:tentative="1">
+      <w:start w:val="1"/>
+      <w:numFmt w:val="bullet"/>
+      <w:lvlText w:val="o"/>
+      <w:lvlJc w:val="left"/>
+      <w:pPr>
+        <w:ind w:left="3600" w:hanging="360"/>
+      </w:pPr>
+      <w:rPr>
+        <w:rFonts w:ascii="Courier New" w:hAnsi="Courier New" w:cs="Courier New" w:hint="default"/>
+      </w:rPr>
+    </w:lvl>
+    <w:lvl w:ilvl="5" w:tplc="04090005" w:tentative="1">
+      <w:start w:val="1"/>
+      <w:numFmt w:val="bullet"/>
+      <w:lvlText w:val=""/>
+      <w:lvlJc w:val="left"/>
+      <w:pPr>
+        <w:ind w:left="4320" w:hanging="360"/>
+      </w:pPr>
+      <w:rPr>
+        <w:rFonts w:ascii="Wingdings" w:hAnsi="Wingdings" w:hint="default"/>
+      </w:rPr>
+    </w:lvl>
+    <w:lvl w:ilvl="6" w:tplc="04090001" w:tentative="1">
+      <w:start w:val="1"/>
+      <w:numFmt w:val="bullet"/>
+      <w:lvlText w:val=""/>
+      <w:lvlJc w:val="left"/>
+      <w:pPr>
+        <w:ind w:left="5040" w:hanging="360"/>
+      </w:pPr>
+      <w:rPr>
+        <w:rFonts w:ascii="Symbol" w:hAnsi="Symbol" w:hint="default"/>
+      </w:rPr>
+    </w:lvl>
+    <w:lvl w:ilvl="7" w:tplc="04090003" w:tentative="1">
+      <w:start w:val="1"/>
+      <w:numFmt w:val="bullet"/>
+      <w:lvlText w:val="o"/>
+      <w:lvlJc w:val="left"/>
+      <w:pPr>
+        <w:ind w:left="5760" w:hanging="360"/>
+      </w:pPr>
+      <w:rPr>
+        <w:rFonts w:ascii="Courier New" w:hAnsi="Courier New" w:cs="Courier New" w:hint="default"/>
+      </w:rPr>
+    </w:lvl>
+    <w:lvl w:ilvl="8" w:tplc="04090005" w:tentative="1">
+      <w:start w:val="1"/>
+      <w:numFmt w:val="bullet"/>
+      <w:lvlText w:val=""/>
+      <w:lvlJc w:val="left"/>
+      <w:pPr>
+        <w:ind w:left="6480" w:hanging="360"/>
+      </w:pPr>
+      <w:rPr>
+        <w:rFonts w:ascii="Wingdings" w:hAnsi="Wingdings" w:hint="default"/>
+      </w:rPr>
+    </w:lvl>
+  </w:abstractNum>
+  <w:abstractNum w:abstractNumId="25" w15:restartNumberingAfterBreak="0">
+    <w:nsid w:val="6DD7266B"/>
+    <w:multiLevelType w:val="hybridMultilevel"/>
+    <w:tmpl w:val="241A4842"/>
+    <w:lvl w:ilvl="0" w:tplc="0409000D">
+      <w:start w:val="1"/>
+      <w:numFmt w:val="bullet"/>
+      <w:lvlText w:val=""/>
+      <w:lvlJc w:val="left"/>
+      <w:pPr>
+        <w:ind w:left="720" w:hanging="360"/>
+      </w:pPr>
+      <w:rPr>
+        <w:rFonts w:ascii="Wingdings" w:hAnsi="Wingdings" w:hint="default"/>
+      </w:rPr>
+    </w:lvl>
+    <w:lvl w:ilvl="1" w:tplc="04090003" w:tentative="1">
+      <w:start w:val="1"/>
+      <w:numFmt w:val="bullet"/>
+      <w:lvlText w:val="o"/>
+      <w:lvlJc w:val="left"/>
+      <w:pPr>
+        <w:ind w:left="1440" w:hanging="360"/>
+      </w:pPr>
+      <w:rPr>
+        <w:rFonts w:ascii="Courier New" w:hAnsi="Courier New" w:cs="Courier New" w:hint="default"/>
+      </w:rPr>
+    </w:lvl>
+    <w:lvl w:ilvl="2" w:tplc="04090005" w:tentative="1">
+      <w:start w:val="1"/>
+      <w:numFmt w:val="bullet"/>
+      <w:lvlText w:val=""/>
+      <w:lvlJc w:val="left"/>
+      <w:pPr>
+        <w:ind w:left="2160" w:hanging="360"/>
+      </w:pPr>
+      <w:rPr>
+        <w:rFonts w:ascii="Wingdings" w:hAnsi="Wingdings" w:hint="default"/>
+      </w:rPr>
+    </w:lvl>
+    <w:lvl w:ilvl="3" w:tplc="04090001" w:tentative="1">
+      <w:start w:val="1"/>
+      <w:numFmt w:val="bullet"/>
+      <w:lvlText w:val=""/>
+      <w:lvlJc w:val="left"/>
+      <w:pPr>
+        <w:ind w:left="2880" w:hanging="360"/>
+      </w:pPr>
+      <w:rPr>
+        <w:rFonts w:ascii="Symbol" w:hAnsi="Symbol" w:hint="default"/>
+      </w:rPr>
+    </w:lvl>
+    <w:lvl w:ilvl="4" w:tplc="04090003" w:tentative="1">
+      <w:start w:val="1"/>
+      <w:numFmt w:val="bullet"/>
+      <w:lvlText w:val="o"/>
+      <w:lvlJc w:val="left"/>
+      <w:pPr>
+        <w:ind w:left="3600" w:hanging="360"/>
+      </w:pPr>
+      <w:rPr>
+        <w:rFonts w:ascii="Courier New" w:hAnsi="Courier New" w:cs="Courier New" w:hint="default"/>
+      </w:rPr>
+    </w:lvl>
+    <w:lvl w:ilvl="5" w:tplc="04090005" w:tentative="1">
+      <w:start w:val="1"/>
+      <w:numFmt w:val="bullet"/>
+      <w:lvlText w:val=""/>
+      <w:lvlJc w:val="left"/>
+      <w:pPr>
+        <w:ind w:left="4320" w:hanging="360"/>
+      </w:pPr>
+      <w:rPr>
+        <w:rFonts w:ascii="Wingdings" w:hAnsi="Wingdings" w:hint="default"/>
+      </w:rPr>
+    </w:lvl>
+    <w:lvl w:ilvl="6" w:tplc="04090001" w:tentative="1">
+      <w:start w:val="1"/>
+      <w:numFmt w:val="bullet"/>
+      <w:lvlText w:val=""/>
+      <w:lvlJc w:val="left"/>
+      <w:pPr>
+        <w:ind w:left="5040" w:hanging="360"/>
+      </w:pPr>
+      <w:rPr>
+        <w:rFonts w:ascii="Symbol" w:hAnsi="Symbol" w:hint="default"/>
+      </w:rPr>
+    </w:lvl>
+    <w:lvl w:ilvl="7" w:tplc="04090003" w:tentative="1">
+      <w:start w:val="1"/>
+      <w:numFmt w:val="bullet"/>
+      <w:lvlText w:val="o"/>
+      <w:lvlJc w:val="left"/>
+      <w:pPr>
+        <w:ind w:left="5760" w:hanging="360"/>
+      </w:pPr>
+      <w:rPr>
+        <w:rFonts w:ascii="Courier New" w:hAnsi="Courier New" w:cs="Courier New" w:hint="default"/>
+      </w:rPr>
+    </w:lvl>
+    <w:lvl w:ilvl="8" w:tplc="04090005" w:tentative="1">
+      <w:start w:val="1"/>
+      <w:numFmt w:val="bullet"/>
+      <w:lvlText w:val=""/>
+      <w:lvlJc w:val="left"/>
+      <w:pPr>
+        <w:ind w:left="6480" w:hanging="360"/>
+      </w:pPr>
+      <w:rPr>
+        <w:rFonts w:ascii="Wingdings" w:hAnsi="Wingdings" w:hint="default"/>
+      </w:rPr>
+    </w:lvl>
+  </w:abstractNum>
+  <w:abstractNum w:abstractNumId="26" w15:restartNumberingAfterBreak="0">
+    <w:nsid w:val="6DF0608F"/>
+    <w:multiLevelType w:val="hybridMultilevel"/>
+    <w:tmpl w:val="371EE026"/>
+    <w:lvl w:ilvl="0" w:tplc="0409000D">
+      <w:start w:val="1"/>
+      <w:numFmt w:val="bullet"/>
+      <w:lvlText w:val=""/>
+      <w:lvlJc w:val="left"/>
+      <w:pPr>
+        <w:ind w:left="720" w:hanging="360"/>
+      </w:pPr>
+      <w:rPr>
+        <w:rFonts w:ascii="Wingdings" w:hAnsi="Wingdings" w:hint="default"/>
+      </w:rPr>
+    </w:lvl>
+    <w:lvl w:ilvl="1" w:tplc="04090003" w:tentative="1">
+      <w:start w:val="1"/>
+      <w:numFmt w:val="bullet"/>
+      <w:lvlText w:val="o"/>
+      <w:lvlJc w:val="left"/>
+      <w:pPr>
+        <w:ind w:left="1440" w:hanging="360"/>
+      </w:pPr>
+      <w:rPr>
+        <w:rFonts w:ascii="Courier New" w:hAnsi="Courier New" w:cs="Courier New" w:hint="default"/>
+      </w:rPr>
+    </w:lvl>
+    <w:lvl w:ilvl="2" w:tplc="04090005" w:tentative="1">
+      <w:start w:val="1"/>
+      <w:numFmt w:val="bullet"/>
+      <w:lvlText w:val=""/>
+      <w:lvlJc w:val="left"/>
+      <w:pPr>
+        <w:ind w:left="2160" w:hanging="360"/>
+      </w:pPr>
+      <w:rPr>
+        <w:rFonts w:ascii="Wingdings" w:hAnsi="Wingdings" w:hint="default"/>
+      </w:rPr>
+    </w:lvl>
+    <w:lvl w:ilvl="3" w:tplc="04090001" w:tentative="1">
+      <w:start w:val="1"/>
+      <w:numFmt w:val="bullet"/>
+      <w:lvlText w:val=""/>
+      <w:lvlJc w:val="left"/>
+      <w:pPr>
+        <w:ind w:left="2880" w:hanging="360"/>
+      </w:pPr>
+      <w:rPr>
+        <w:rFonts w:ascii="Symbol" w:hAnsi="Symbol" w:hint="default"/>
+      </w:rPr>
+    </w:lvl>
+    <w:lvl w:ilvl="4" w:tplc="04090003" w:tentative="1">
+      <w:start w:val="1"/>
+      <w:numFmt w:val="bullet"/>
+      <w:lvlText w:val="o"/>
+      <w:lvlJc w:val="left"/>
+      <w:pPr>
+        <w:ind w:left="3600" w:hanging="360"/>
+      </w:pPr>
+      <w:rPr>
+        <w:rFonts w:ascii="Courier New" w:hAnsi="Courier New" w:cs="Courier New" w:hint="default"/>
+      </w:rPr>
+    </w:lvl>
+    <w:lvl w:ilvl="5" w:tplc="04090005" w:tentative="1">
+      <w:start w:val="1"/>
+      <w:numFmt w:val="bullet"/>
+      <w:lvlText w:val=""/>
+      <w:lvlJc w:val="left"/>
+      <w:pPr>
+        <w:ind w:left="4320" w:hanging="360"/>
+      </w:pPr>
+      <w:rPr>
+        <w:rFonts w:ascii="Wingdings" w:hAnsi="Wingdings" w:hint="default"/>
+      </w:rPr>
+    </w:lvl>
+    <w:lvl w:ilvl="6" w:tplc="04090001" w:tentative="1">
+      <w:start w:val="1"/>
+      <w:numFmt w:val="bullet"/>
+      <w:lvlText w:val=""/>
+      <w:lvlJc w:val="left"/>
+      <w:pPr>
+        <w:ind w:left="5040" w:hanging="360"/>
+      </w:pPr>
+      <w:rPr>
+        <w:rFonts w:ascii="Symbol" w:hAnsi="Symbol" w:hint="default"/>
+      </w:rPr>
+    </w:lvl>
+    <w:lvl w:ilvl="7" w:tplc="04090003" w:tentative="1">
+      <w:start w:val="1"/>
+      <w:numFmt w:val="bullet"/>
+      <w:lvlText w:val="o"/>
+      <w:lvlJc w:val="left"/>
+      <w:pPr>
+        <w:ind w:left="5760" w:hanging="360"/>
+      </w:pPr>
+      <w:rPr>
+        <w:rFonts w:ascii="Courier New" w:hAnsi="Courier New" w:cs="Courier New" w:hint="default"/>
+      </w:rPr>
+    </w:lvl>
+    <w:lvl w:ilvl="8" w:tplc="04090005" w:tentative="1">
+      <w:start w:val="1"/>
+      <w:numFmt w:val="bullet"/>
+      <w:lvlText w:val=""/>
+      <w:lvlJc w:val="left"/>
+      <w:pPr>
+        <w:ind w:left="6480" w:hanging="360"/>
+      </w:pPr>
+      <w:rPr>
+        <w:rFonts w:ascii="Wingdings" w:hAnsi="Wingdings" w:hint="default"/>
+      </w:rPr>
+    </w:lvl>
+  </w:abstractNum>
+  <w:abstractNum w:abstractNumId="27" w15:restartNumberingAfterBreak="0">
+    <w:nsid w:val="7A7A77BD"/>
+    <w:multiLevelType w:val="hybridMultilevel"/>
+    <w:tmpl w:val="E07486F6"/>
+    <w:lvl w:ilvl="0" w:tplc="0409000D">
+      <w:start w:val="1"/>
+      <w:numFmt w:val="bullet"/>
+      <w:lvlText w:val=""/>
+      <w:lvlJc w:val="left"/>
+      <w:pPr>
+        <w:ind w:left="720" w:hanging="360"/>
+      </w:pPr>
+      <w:rPr>
+        <w:rFonts w:ascii="Wingdings" w:hAnsi="Wingdings" w:hint="default"/>
+      </w:rPr>
+    </w:lvl>
+    <w:lvl w:ilvl="1" w:tplc="04090003" w:tentative="1">
+      <w:start w:val="1"/>
+      <w:numFmt w:val="bullet"/>
+      <w:lvlText w:val="o"/>
+      <w:lvlJc w:val="left"/>
+      <w:pPr>
+        <w:ind w:left="1440" w:hanging="360"/>
+      </w:pPr>
+      <w:rPr>
+        <w:rFonts w:ascii="Courier New" w:hAnsi="Courier New" w:cs="Courier New" w:hint="default"/>
+      </w:rPr>
+    </w:lvl>
+    <w:lvl w:ilvl="2" w:tplc="04090005" w:tentative="1">
+      <w:start w:val="1"/>
+      <w:numFmt w:val="bullet"/>
+      <w:lvlText w:val=""/>
+      <w:lvlJc w:val="left"/>
+      <w:pPr>
+        <w:ind w:left="2160" w:hanging="360"/>
+      </w:pPr>
+      <w:rPr>
+        <w:rFonts w:ascii="Wingdings" w:hAnsi="Wingdings" w:hint="default"/>
+      </w:rPr>
+    </w:lvl>
+    <w:lvl w:ilvl="3" w:tplc="04090001" w:tentative="1">
+      <w:start w:val="1"/>
+      <w:numFmt w:val="bullet"/>
+      <w:lvlText w:val=""/>
+      <w:lvlJc w:val="left"/>
+      <w:pPr>
+        <w:ind w:left="2880" w:hanging="360"/>
+      </w:pPr>
+      <w:rPr>
+        <w:rFonts w:ascii="Symbol" w:hAnsi="Symbol" w:hint="default"/>
+      </w:rPr>
+    </w:lvl>
+    <w:lvl w:ilvl="4" w:tplc="04090003" w:tentative="1">
+      <w:start w:val="1"/>
+      <w:numFmt w:val="bullet"/>
+      <w:lvlText w:val="o"/>
+      <w:lvlJc w:val="left"/>
+      <w:pPr>
+        <w:ind w:left="3600" w:hanging="360"/>
+      </w:pPr>
+      <w:rPr>
+        <w:rFonts w:ascii="Courier New" w:hAnsi="Courier New" w:cs="Courier New" w:hint="default"/>
+      </w:rPr>
+    </w:lvl>
+    <w:lvl w:ilvl="5" w:tplc="04090005" w:tentative="1">
+      <w:start w:val="1"/>
+      <w:numFmt w:val="bullet"/>
+      <w:lvlText w:val=""/>
+      <w:lvlJc w:val="left"/>
+      <w:pPr>
+        <w:ind w:left="4320" w:hanging="360"/>
+      </w:pPr>
+      <w:rPr>
+        <w:rFonts w:ascii="Wingdings" w:hAnsi="Wingdings" w:hint="default"/>
+      </w:rPr>
+    </w:lvl>
+    <w:lvl w:ilvl="6" w:tplc="04090001" w:tentative="1">
+      <w:start w:val="1"/>
+      <w:numFmt w:val="bullet"/>
+      <w:lvlText w:val=""/>
+      <w:lvlJc w:val="left"/>
+      <w:pPr>
+        <w:ind w:left="5040" w:hanging="360"/>
+      </w:pPr>
+      <w:rPr>
+        <w:rFonts w:ascii="Symbol" w:hAnsi="Symbol" w:hint="default"/>
+      </w:rPr>
+    </w:lvl>
+    <w:lvl w:ilvl="7" w:tplc="04090003" w:tentative="1">
+      <w:start w:val="1"/>
+      <w:numFmt w:val="bullet"/>
+      <w:lvlText w:val="o"/>
+      <w:lvlJc w:val="left"/>
+      <w:pPr>
+        <w:ind w:left="5760" w:hanging="360"/>
+      </w:pPr>
+      <w:rPr>
+        <w:rFonts w:ascii="Courier New" w:hAnsi="Courier New" w:cs="Courier New" w:hint="default"/>
+      </w:rPr>
+    </w:lvl>
+    <w:lvl w:ilvl="8" w:tplc="04090005" w:tentative="1">
+      <w:start w:val="1"/>
+      <w:numFmt w:val="bullet"/>
+      <w:lvlText w:val=""/>
+      <w:lvlJc w:val="left"/>
+      <w:pPr>
+        <w:ind w:left="6480" w:hanging="360"/>
+      </w:pPr>
+      <w:rPr>
+        <w:rFonts w:ascii="Wingdings" w:hAnsi="Wingdings" w:hint="default"/>
+      </w:rPr>
+    </w:lvl>
+  </w:abstractNum>
   <w:num w:numId="1" w16cid:durableId="1914318993">
-    <w:abstractNumId w:val="11"/>
+    <w:abstractNumId w:val="20"/>
+  </w:num>
+  <w:num w:numId="2" w16cid:durableId="1095520928">
+    <w:abstractNumId w:val="9"/>
+  </w:num>
+  <w:num w:numId="3" w16cid:durableId="1175727043">
+    <w:abstractNumId w:val="13"/>
+  </w:num>
+  <w:num w:numId="4" w16cid:durableId="909391394">
+    <w:abstractNumId w:val="26"/>
+  </w:num>
+  <w:num w:numId="5" w16cid:durableId="1161578707">
+    <w:abstractNumId w:val="27"/>
+  </w:num>
+  <w:num w:numId="6" w16cid:durableId="580262862">
+    <w:abstractNumId w:val="24"/>
+  </w:num>
+  <w:num w:numId="7" w16cid:durableId="1228757545">
+    <w:abstractNumId w:val="15"/>
+  </w:num>
+  <w:num w:numId="8" w16cid:durableId="668171209">
+    <w:abstractNumId w:val="10"/>
+  </w:num>
+  <w:num w:numId="9" w16cid:durableId="930703357">
+    <w:abstractNumId w:val="14"/>
+  </w:num>
+  <w:num w:numId="10" w16cid:durableId="441150442">
+    <w:abstractNumId w:val="18"/>
+  </w:num>
+  <w:num w:numId="11" w16cid:durableId="1377463344">
+    <w:abstractNumId w:val="19"/>
+  </w:num>
+  <w:num w:numId="12" w16cid:durableId="1044983581">
+    <w:abstractNumId w:val="16"/>
+  </w:num>
+  <w:num w:numId="13" w16cid:durableId="1676615700">
+    <w:abstractNumId w:val="22"/>
+  </w:num>
+  <w:num w:numId="14" w16cid:durableId="125592244">
+    <w:abstractNumId w:val="25"/>
+  </w:num>
+  <w:num w:numId="15" w16cid:durableId="55906162">
+    <w:abstractNumId w:val="17"/>
+  </w:num>
+  <w:num w:numId="16" w16cid:durableId="1898272986">
+    <w:abstractNumId w:val="21"/>
   </w:num>
 </w:numbering>
 </file>
@@ -29523,11 +31575,7 @@
     <w:unhideWhenUsed/>
     <w:rsid w:val="00326F90"/>
     <w:pPr>
-      <w:numPr>
-        <w:numId w:val="1"/>
-      </w:numPr>
       <w:spacing w:after="60" w:line="276" w:lineRule="auto"/>
-      <w:ind w:left="518" w:hanging="259"/>
       <w:contextualSpacing/>
     </w:pPr>
   </w:style>
